--- a/apps/resume/dist/Brian_Lee_Resume_Engineer.docx
+++ b/apps/resume/dist/Brian_Lee_Resume_Engineer.docx
@@ -4,7 +4,7 @@
   <w:body>
     <w:p>
       <w:pPr>
-        <w:spacing w:before="0" w:after="20" w:line="212" w:lineRule="auto"/>
+        <w:spacing w:before="0" w:after="20" w:line="220" w:lineRule="auto"/>
         <w:jc w:val="center"/>
       </w:pPr>
       <w:r>
@@ -20,7 +20,7 @@
     </w:p>
     <w:p>
       <w:pPr>
-        <w:spacing w:before="0" w:after="40" w:line="212" w:lineRule="auto"/>
+        <w:spacing w:before="0" w:after="40" w:line="220" w:lineRule="auto"/>
         <w:jc w:val="center"/>
       </w:pPr>
       <w:r>
@@ -69,7 +69,7 @@
         <w:pBdr>
           <w:bottom w:val="single" w:sz="6" w:space="1" w:color="000000"/>
         </w:pBdr>
-        <w:spacing w:before="80" w:after="40" w:line="212" w:lineRule="auto"/>
+        <w:spacing w:before="80" w:after="40" w:line="220" w:lineRule="auto"/>
       </w:pPr>
       <w:r>
         <w:rPr>
@@ -89,7 +89,7 @@
         <w:tabs>
           <w:tab w:val="right" w:pos="10944"/>
         </w:tabs>
-        <w:spacing w:before="40" w:after="0" w:line="212" w:lineRule="auto"/>
+        <w:spacing w:before="40" w:after="0" w:line="220" w:lineRule="auto"/>
       </w:pPr>
       <w:r>
         <w:rPr>
@@ -116,7 +116,7 @@
         <w:tabs>
           <w:tab w:val="right" w:pos="10944"/>
         </w:tabs>
-        <w:spacing w:before="0" w:after="0" w:line="212" w:lineRule="auto"/>
+        <w:spacing w:before="0" w:after="0" w:line="220" w:lineRule="auto"/>
       </w:pPr>
       <w:r>
         <w:rPr>
@@ -142,7 +142,7 @@
     </w:p>
     <w:p>
       <w:pPr>
-        <w:spacing w:before="0" w:after="0" w:line="212" w:lineRule="auto"/>
+        <w:spacing w:before="0" w:after="0" w:line="220" w:lineRule="auto"/>
       </w:pPr>
       <w:r>
         <w:rPr>
@@ -168,7 +168,7 @@
         <w:pBdr>
           <w:bottom w:val="single" w:sz="6" w:space="1" w:color="000000"/>
         </w:pBdr>
-        <w:spacing w:before="60" w:after="40" w:line="212" w:lineRule="auto"/>
+        <w:spacing w:before="60" w:after="40" w:line="220" w:lineRule="auto"/>
       </w:pPr>
       <w:r>
         <w:rPr>
@@ -188,7 +188,7 @@
         <w:tabs>
           <w:tab w:val="right" w:pos="10944"/>
         </w:tabs>
-        <w:spacing w:before="60" w:after="0" w:line="212" w:lineRule="auto"/>
+        <w:spacing w:before="100" w:after="0" w:line="220" w:lineRule="auto"/>
       </w:pPr>
       <w:r>
         <w:rPr>
@@ -206,8 +206,88 @@
           <w:sz w:val="21"/>
           <w:szCs w:val="21"/>
         </w:rPr>
+        <w:t xml:space="preserve">, Aleph Lab (Y Combinator)</w:t>
+      </w:r>
+      <w:r>
+        <w:rPr>
+          <w:rFonts w:ascii="Calibri" w:hAnsi="Calibri" w:cs="Calibri"/>
+          <w:sz w:val="20"/>
+          <w:szCs w:val="20"/>
+        </w:rPr>
         <w:tab/>
-        <w:t xml:space="preserve">June 2026 – Present</w:t>
+        <w:t xml:space="preserve">June 2026 – Present  ·  San Francisco (Remote)</w:t>
+      </w:r>
+    </w:p>
+    <w:p>
+      <w:pPr>
+        <w:numPr>
+          <w:ilvl w:val="0"/>
+          <w:numId w:val="1"/>
+        </w:numPr>
+        <w:spacing w:before="0" w:after="0" w:line="220" w:lineRule="auto"/>
+        <w:ind w:left="360" w:hanging="216"/>
+      </w:pPr>
+      <w:r>
+        <w:rPr>
+          <w:rFonts w:ascii="Calibri" w:hAnsi="Calibri" w:cs="Calibri"/>
+          <w:sz w:val="21"/>
+          <w:szCs w:val="21"/>
+        </w:rPr>
+        <w:t xml:space="preserve">Built and shipped to production a recency-segmented push-notification retention engine (Supabase triggers, Deno edge functions, FCM) at a 4-engineer YC startup, with a treatment/holdout A/B instrumented to measure return-rate lift</w:t>
+      </w:r>
+    </w:p>
+    <w:p>
+      <w:pPr>
+        <w:numPr>
+          <w:ilvl w:val="0"/>
+          <w:numId w:val="1"/>
+        </w:numPr>
+        <w:spacing w:before="0" w:after="0" w:line="220" w:lineRule="auto"/>
+        <w:ind w:left="360" w:hanging="216"/>
+      </w:pPr>
+      <w:r>
+        <w:rPr>
+          <w:rFonts w:ascii="Calibri" w:hAnsi="Calibri" w:cs="Calibri"/>
+          <w:sz w:val="21"/>
+          <w:szCs w:val="21"/>
+        </w:rPr>
+        <w:t xml:space="preserve">Caught a win-back targeting flaw by validating against production data — repointing from child-role to cross-account activity for a ~2.7× gain in reachable users that multi-agent review had missed</w:t>
+      </w:r>
+    </w:p>
+    <w:p>
+      <w:pPr>
+        <w:numPr>
+          <w:ilvl w:val="0"/>
+          <w:numId w:val="1"/>
+        </w:numPr>
+        <w:spacing w:before="0" w:after="0" w:line="220" w:lineRule="auto"/>
+        <w:ind w:left="360" w:hanging="216"/>
+      </w:pPr>
+      <w:r>
+        <w:rPr>
+          <w:rFonts w:ascii="Calibri" w:hAnsi="Calibri" w:cs="Calibri"/>
+          <w:sz w:val="21"/>
+          <w:szCs w:val="21"/>
+        </w:rPr>
+        <w:t xml:space="preserve">Architected a typed integration SDK placing a production game-AI agent behind 4 versioned contract seams (zod, JSON Schema, 136 tests), verified against the live system at full event parity</w:t>
+      </w:r>
+    </w:p>
+    <w:p>
+      <w:pPr>
+        <w:numPr>
+          <w:ilvl w:val="0"/>
+          <w:numId w:val="1"/>
+        </w:numPr>
+        <w:spacing w:before="0" w:after="0" w:line="220" w:lineRule="auto"/>
+        <w:ind w:left="360" w:hanging="216"/>
+      </w:pPr>
+      <w:r>
+        <w:rPr>
+          <w:rFonts w:ascii="Calibri" w:hAnsi="Calibri" w:cs="Calibri"/>
+          <w:sz w:val="21"/>
+          <w:szCs w:val="21"/>
+        </w:rPr>
+        <w:t xml:space="preserve">Root-caused a production auth outage from a JWT signing-key migration and shipped the fix, restoring the guarded notification pipeline (401 → 200)</w:t>
       </w:r>
     </w:p>
     <w:p>
@@ -215,82 +295,88 @@
         <w:tabs>
           <w:tab w:val="right" w:pos="10944"/>
         </w:tabs>
-        <w:spacing w:before="0" w:after="0" w:line="212" w:lineRule="auto"/>
-      </w:pPr>
-      <w:r>
-        <w:rPr>
-          <w:rFonts w:ascii="Calibri" w:hAnsi="Calibri" w:cs="Calibri"/>
-          <w:i/>
-          <w:iCs/>
-          <w:sz w:val="20"/>
-          <w:szCs w:val="20"/>
-        </w:rPr>
-        <w:t xml:space="preserve">Aleph Lab (Y Combinator)</w:t>
-      </w:r>
-      <w:r>
-        <w:rPr>
-          <w:rFonts w:ascii="Calibri" w:hAnsi="Calibri" w:cs="Calibri"/>
-          <w:i/>
-          <w:iCs/>
+        <w:spacing w:before="100" w:after="0" w:line="220" w:lineRule="auto"/>
+      </w:pPr>
+      <w:r>
+        <w:rPr>
+          <w:rFonts w:ascii="Calibri" w:hAnsi="Calibri" w:cs="Calibri"/>
+          <w:b/>
+          <w:bCs/>
+          <w:sz w:val="21"/>
+          <w:szCs w:val="21"/>
+        </w:rPr>
+        <w:t xml:space="preserve">Software Engineer Intern</w:t>
+      </w:r>
+      <w:r>
+        <w:rPr>
+          <w:rFonts w:ascii="Calibri" w:hAnsi="Calibri" w:cs="Calibri"/>
+          <w:sz w:val="21"/>
+          <w:szCs w:val="21"/>
+        </w:rPr>
+        <w:t xml:space="preserve">, BitMango (Puzzle1 Studio)</w:t>
+      </w:r>
+      <w:r>
+        <w:rPr>
+          <w:rFonts w:ascii="Calibri" w:hAnsi="Calibri" w:cs="Calibri"/>
           <w:sz w:val="20"/>
           <w:szCs w:val="20"/>
         </w:rPr>
         <w:tab/>
-        <w:t xml:space="preserve">San Francisco, CA (Remote)</w:t>
-      </w:r>
-    </w:p>
-    <w:p>
-      <w:pPr>
-        <w:numPr>
-          <w:ilvl w:val="0"/>
-          <w:numId w:val="1"/>
-        </w:numPr>
-        <w:spacing w:before="0" w:after="0" w:line="212" w:lineRule="auto"/>
-        <w:ind w:left="360" w:hanging="216"/>
-      </w:pPr>
-      <w:r>
-        <w:rPr>
-          <w:rFonts w:ascii="Calibri" w:hAnsi="Calibri" w:cs="Calibri"/>
-          <w:sz w:val="21"/>
-          <w:szCs w:val="21"/>
-        </w:rPr>
-        <w:t xml:space="preserve">Built a recency-segmented push-notification retention engine at a 4-engineer YC startup (Supabase triggers, Deno edge functions, FCM), instrumenting a treatment/holdout A/B framework to measure return-rate lift</w:t>
-      </w:r>
-    </w:p>
-    <w:p>
-      <w:pPr>
-        <w:numPr>
-          <w:ilvl w:val="0"/>
-          <w:numId w:val="1"/>
-        </w:numPr>
-        <w:spacing w:before="0" w:after="0" w:line="212" w:lineRule="auto"/>
-        <w:ind w:left="360" w:hanging="216"/>
-      </w:pPr>
-      <w:r>
-        <w:rPr>
-          <w:rFonts w:ascii="Calibri" w:hAnsi="Calibri" w:cs="Calibri"/>
-          <w:sz w:val="21"/>
-          <w:szCs w:val="21"/>
-        </w:rPr>
-        <w:t xml:space="preserve">Designed a typed SDK putting a production game-AI agent behind 4 versioned contract seams (zod, JSON Schema, 128+ tests), decoupling it from per-mode game wiring</w:t>
-      </w:r>
-    </w:p>
-    <w:p>
-      <w:pPr>
-        <w:numPr>
-          <w:ilvl w:val="0"/>
-          <w:numId w:val="1"/>
-        </w:numPr>
-        <w:spacing w:before="0" w:after="0" w:line="212" w:lineRule="auto"/>
-        <w:ind w:left="360" w:hanging="216"/>
-      </w:pPr>
-      <w:r>
-        <w:rPr>
-          <w:rFonts w:ascii="Calibri" w:hAnsi="Calibri" w:cs="Calibri"/>
-          <w:sz w:val="21"/>
-          <w:szCs w:val="21"/>
-        </w:rPr>
-        <w:t xml:space="preserve">Merged 15+ PRs in 3 weeks across React Native, Next.js, and Deno, including an auth fix closing 4 unauthenticated production edge functions</w:t>
+        <w:t xml:space="preserve">June 2025 – Aug 2025  ·  Pangyo, South Korea</w:t>
+      </w:r>
+    </w:p>
+    <w:p>
+      <w:pPr>
+        <w:numPr>
+          <w:ilvl w:val="0"/>
+          <w:numId w:val="1"/>
+        </w:numPr>
+        <w:spacing w:before="0" w:after="0" w:line="220" w:lineRule="auto"/>
+        <w:ind w:left="360" w:hanging="216"/>
+      </w:pPr>
+      <w:r>
+        <w:rPr>
+          <w:rFonts w:ascii="Calibri" w:hAnsi="Calibri" w:cs="Calibri"/>
+          <w:sz w:val="21"/>
+          <w:szCs w:val="21"/>
+        </w:rPr>
+        <w:t xml:space="preserve">Maintained a live portfolio of 50+ Unity mobile game titles, improving UI/UX and core gameplay stability across deployments</w:t>
+      </w:r>
+    </w:p>
+    <w:p>
+      <w:pPr>
+        <w:numPr>
+          <w:ilvl w:val="0"/>
+          <w:numId w:val="1"/>
+        </w:numPr>
+        <w:spacing w:before="0" w:after="0" w:line="220" w:lineRule="auto"/>
+        <w:ind w:left="360" w:hanging="216"/>
+      </w:pPr>
+      <w:r>
+        <w:rPr>
+          <w:rFonts w:ascii="Calibri" w:hAnsi="Calibri" w:cs="Calibri"/>
+          <w:sz w:val="21"/>
+          <w:szCs w:val="21"/>
+        </w:rPr>
+        <w:t xml:space="preserve">Resolved 100+ QA-reported bugs by modifying Unity prefabs and C# scripts, shipping fixes in production releases</w:t>
+      </w:r>
+    </w:p>
+    <w:p>
+      <w:pPr>
+        <w:numPr>
+          <w:ilvl w:val="0"/>
+          <w:numId w:val="1"/>
+        </w:numPr>
+        <w:spacing w:before="0" w:after="0" w:line="220" w:lineRule="auto"/>
+        <w:ind w:left="360" w:hanging="216"/>
+      </w:pPr>
+      <w:r>
+        <w:rPr>
+          <w:rFonts w:ascii="Calibri" w:hAnsi="Calibri" w:cs="Calibri"/>
+          <w:sz w:val="21"/>
+          <w:szCs w:val="21"/>
+        </w:rPr>
+        <w:t xml:space="preserve">Upgraded SDKs and platform modules fleet-wide to meet evolving app-store requirements and sustain production availability</w:t>
       </w:r>
     </w:p>
     <w:p>
@@ -298,26 +384,88 @@
         <w:tabs>
           <w:tab w:val="right" w:pos="10944"/>
         </w:tabs>
-        <w:spacing w:before="60" w:after="0" w:line="212" w:lineRule="auto"/>
-      </w:pPr>
-      <w:r>
-        <w:rPr>
-          <w:rFonts w:ascii="Calibri" w:hAnsi="Calibri" w:cs="Calibri"/>
-          <w:b/>
-          <w:bCs/>
-          <w:sz w:val="21"/>
-          <w:szCs w:val="21"/>
-        </w:rPr>
-        <w:t xml:space="preserve">Software Engineer Intern</w:t>
-      </w:r>
-      <w:r>
-        <w:rPr>
-          <w:rFonts w:ascii="Calibri" w:hAnsi="Calibri" w:cs="Calibri"/>
-          <w:sz w:val="21"/>
-          <w:szCs w:val="21"/>
+        <w:spacing w:before="100" w:after="0" w:line="220" w:lineRule="auto"/>
+      </w:pPr>
+      <w:r>
+        <w:rPr>
+          <w:rFonts w:ascii="Calibri" w:hAnsi="Calibri" w:cs="Calibri"/>
+          <w:b/>
+          <w:bCs/>
+          <w:sz w:val="21"/>
+          <w:szCs w:val="21"/>
+        </w:rPr>
+        <w:t xml:space="preserve">Project Lead &amp; Product Designer</w:t>
+      </w:r>
+      <w:r>
+        <w:rPr>
+          <w:rFonts w:ascii="Calibri" w:hAnsi="Calibri" w:cs="Calibri"/>
+          <w:sz w:val="21"/>
+          <w:szCs w:val="21"/>
+        </w:rPr>
+        <w:t xml:space="preserve">, Penn Spark (Red Team)</w:t>
+      </w:r>
+      <w:r>
+        <w:rPr>
+          <w:rFonts w:ascii="Calibri" w:hAnsi="Calibri" w:cs="Calibri"/>
+          <w:sz w:val="20"/>
+          <w:szCs w:val="20"/>
         </w:rPr>
         <w:tab/>
-        <w:t xml:space="preserve">June 2025 – Aug 2025</w:t>
+        <w:t xml:space="preserve">Jan 2025 – Present  ·  Philadelphia, PA</w:t>
+      </w:r>
+    </w:p>
+    <w:p>
+      <w:pPr>
+        <w:numPr>
+          <w:ilvl w:val="0"/>
+          <w:numId w:val="1"/>
+        </w:numPr>
+        <w:spacing w:before="0" w:after="0" w:line="220" w:lineRule="auto"/>
+        <w:ind w:left="360" w:hanging="216"/>
+      </w:pPr>
+      <w:r>
+        <w:rPr>
+          <w:rFonts w:ascii="Calibri" w:hAnsi="Calibri" w:cs="Calibri"/>
+          <w:sz w:val="21"/>
+          <w:szCs w:val="21"/>
+        </w:rPr>
+        <w:t xml:space="preserve">Led a 15+-person cross-functional team of designers and developers to ship client-facing 0-to-1 products</w:t>
+      </w:r>
+    </w:p>
+    <w:p>
+      <w:pPr>
+        <w:numPr>
+          <w:ilvl w:val="0"/>
+          <w:numId w:val="1"/>
+        </w:numPr>
+        <w:spacing w:before="0" w:after="0" w:line="220" w:lineRule="auto"/>
+        <w:ind w:left="360" w:hanging="216"/>
+      </w:pPr>
+      <w:r>
+        <w:rPr>
+          <w:rFonts w:ascii="Calibri" w:hAnsi="Calibri" w:cs="Calibri"/>
+          <w:sz w:val="21"/>
+          <w:szCs w:val="21"/>
+        </w:rPr>
+        <w:t xml:space="preserve">Defined end-to-end user flows, interaction patterns, and reusable interface systems across multiple deliverables</w:t>
+      </w:r>
+    </w:p>
+    <w:p>
+      <w:pPr>
+        <w:numPr>
+          <w:ilvl w:val="0"/>
+          <w:numId w:val="1"/>
+        </w:numPr>
+        <w:spacing w:before="0" w:after="0" w:line="220" w:lineRule="auto"/>
+        <w:ind w:left="360" w:hanging="216"/>
+      </w:pPr>
+      <w:r>
+        <w:rPr>
+          <w:rFonts w:ascii="Calibri" w:hAnsi="Calibri" w:cs="Calibri"/>
+          <w:sz w:val="21"/>
+          <w:szCs w:val="21"/>
+        </w:rPr>
+        <w:t xml:space="preserve">Shipped polished, user-centered features across semester-long client project cycles</w:t>
       </w:r>
     </w:p>
     <w:p>
@@ -325,82 +473,70 @@
         <w:tabs>
           <w:tab w:val="right" w:pos="10944"/>
         </w:tabs>
-        <w:spacing w:before="0" w:after="0" w:line="212" w:lineRule="auto"/>
-      </w:pPr>
-      <w:r>
-        <w:rPr>
-          <w:rFonts w:ascii="Calibri" w:hAnsi="Calibri" w:cs="Calibri"/>
-          <w:i/>
-          <w:iCs/>
-          <w:sz w:val="20"/>
-          <w:szCs w:val="20"/>
-        </w:rPr>
-        <w:t xml:space="preserve">BitMango (Puzzle1 Studio)</w:t>
-      </w:r>
-      <w:r>
-        <w:rPr>
-          <w:rFonts w:ascii="Calibri" w:hAnsi="Calibri" w:cs="Calibri"/>
-          <w:i/>
-          <w:iCs/>
+        <w:spacing w:before="100" w:after="0" w:line="220" w:lineRule="auto"/>
+      </w:pPr>
+      <w:r>
+        <w:rPr>
+          <w:rFonts w:ascii="Calibri" w:hAnsi="Calibri" w:cs="Calibri"/>
+          <w:b/>
+          <w:bCs/>
+          <w:sz w:val="21"/>
+          <w:szCs w:val="21"/>
+        </w:rPr>
+        <w:t xml:space="preserve">Military Interpreter</w:t>
+      </w:r>
+      <w:r>
+        <w:rPr>
+          <w:rFonts w:ascii="Calibri" w:hAnsi="Calibri" w:cs="Calibri"/>
+          <w:sz w:val="21"/>
+          <w:szCs w:val="21"/>
+        </w:rPr>
+        <w:t xml:space="preserve">, Capital Defense Command (ROK Army)</w:t>
+      </w:r>
+      <w:r>
+        <w:rPr>
+          <w:rFonts w:ascii="Calibri" w:hAnsi="Calibri" w:cs="Calibri"/>
           <w:sz w:val="20"/>
           <w:szCs w:val="20"/>
         </w:rPr>
         <w:tab/>
-        <w:t xml:space="preserve">Pangyo, South Korea</w:t>
-      </w:r>
-    </w:p>
-    <w:p>
-      <w:pPr>
-        <w:numPr>
-          <w:ilvl w:val="0"/>
-          <w:numId w:val="1"/>
-        </w:numPr>
-        <w:spacing w:before="0" w:after="0" w:line="212" w:lineRule="auto"/>
-        <w:ind w:left="360" w:hanging="216"/>
-      </w:pPr>
-      <w:r>
-        <w:rPr>
-          <w:rFonts w:ascii="Calibri" w:hAnsi="Calibri" w:cs="Calibri"/>
-          <w:sz w:val="21"/>
-          <w:szCs w:val="21"/>
-        </w:rPr>
-        <w:t xml:space="preserve">Maintained a live portfolio of 50+ Unity mobile game titles, improving UI/UX and core gameplay stability across deployments</w:t>
-      </w:r>
-    </w:p>
-    <w:p>
-      <w:pPr>
-        <w:numPr>
-          <w:ilvl w:val="0"/>
-          <w:numId w:val="1"/>
-        </w:numPr>
-        <w:spacing w:before="0" w:after="0" w:line="212" w:lineRule="auto"/>
-        <w:ind w:left="360" w:hanging="216"/>
-      </w:pPr>
-      <w:r>
-        <w:rPr>
-          <w:rFonts w:ascii="Calibri" w:hAnsi="Calibri" w:cs="Calibri"/>
-          <w:sz w:val="21"/>
-          <w:szCs w:val="21"/>
-        </w:rPr>
-        <w:t xml:space="preserve">Resolved 100+ QA-reported bugs by modifying Unity prefabs and C# scripts, shipping fixes in production releases</w:t>
-      </w:r>
-    </w:p>
-    <w:p>
-      <w:pPr>
-        <w:numPr>
-          <w:ilvl w:val="0"/>
-          <w:numId w:val="1"/>
-        </w:numPr>
-        <w:spacing w:before="0" w:after="0" w:line="212" w:lineRule="auto"/>
-        <w:ind w:left="360" w:hanging="216"/>
-      </w:pPr>
-      <w:r>
-        <w:rPr>
-          <w:rFonts w:ascii="Calibri" w:hAnsi="Calibri" w:cs="Calibri"/>
-          <w:sz w:val="21"/>
-          <w:szCs w:val="21"/>
-        </w:rPr>
-        <w:t xml:space="preserve">Upgraded SDKs and platform modules fleet-wide to meet evolving app-store requirements and sustain production availability</w:t>
+        <w:t xml:space="preserve">Dec 2022 – June 2024  ·  Seoul, South Korea</w:t>
+      </w:r>
+    </w:p>
+    <w:p>
+      <w:pPr>
+        <w:numPr>
+          <w:ilvl w:val="0"/>
+          <w:numId w:val="1"/>
+        </w:numPr>
+        <w:spacing w:before="0" w:after="0" w:line="220" w:lineRule="auto"/>
+        <w:ind w:left="360" w:hanging="216"/>
+      </w:pPr>
+      <w:r>
+        <w:rPr>
+          <w:rFonts w:ascii="Calibri" w:hAnsi="Calibri" w:cs="Calibri"/>
+          <w:sz w:val="21"/>
+          <w:szCs w:val="21"/>
+        </w:rPr>
+        <w:t xml:space="preserve">Provided real-time English-Korean interpretation in high-security, multi-agency environments for international stakeholders</w:t>
+      </w:r>
+    </w:p>
+    <w:p>
+      <w:pPr>
+        <w:numPr>
+          <w:ilvl w:val="0"/>
+          <w:numId w:val="1"/>
+        </w:numPr>
+        <w:spacing w:before="0" w:after="0" w:line="220" w:lineRule="auto"/>
+        <w:ind w:left="360" w:hanging="216"/>
+      </w:pPr>
+      <w:r>
+        <w:rPr>
+          <w:rFonts w:ascii="Calibri" w:hAnsi="Calibri" w:cs="Calibri"/>
+          <w:sz w:val="21"/>
+          <w:szCs w:val="21"/>
+        </w:rPr>
+        <w:t xml:space="preserve">Translated sensitive documents and briefings with precision, enabling coordination across government and defense teams</w:t>
       </w:r>
     </w:p>
     <w:p>
@@ -408,266 +544,43 @@
         <w:tabs>
           <w:tab w:val="right" w:pos="10944"/>
         </w:tabs>
-        <w:spacing w:before="60" w:after="0" w:line="212" w:lineRule="auto"/>
-      </w:pPr>
-      <w:r>
-        <w:rPr>
-          <w:rFonts w:ascii="Calibri" w:hAnsi="Calibri" w:cs="Calibri"/>
-          <w:b/>
-          <w:bCs/>
-          <w:sz w:val="21"/>
-          <w:szCs w:val="21"/>
-        </w:rPr>
-        <w:t xml:space="preserve">Project Lead &amp; Product Designer</w:t>
-      </w:r>
-      <w:r>
-        <w:rPr>
-          <w:rFonts w:ascii="Calibri" w:hAnsi="Calibri" w:cs="Calibri"/>
-          <w:sz w:val="21"/>
-          <w:szCs w:val="21"/>
+        <w:spacing w:before="100" w:after="0" w:line="220" w:lineRule="auto"/>
+      </w:pPr>
+      <w:r>
+        <w:rPr>
+          <w:rFonts w:ascii="Calibri" w:hAnsi="Calibri" w:cs="Calibri"/>
+          <w:b/>
+          <w:bCs/>
+          <w:sz w:val="21"/>
+          <w:szCs w:val="21"/>
+        </w:rPr>
+        <w:t xml:space="preserve">Database Engineer Intern</w:t>
+      </w:r>
+      <w:r>
+        <w:rPr>
+          <w:rFonts w:ascii="Calibri" w:hAnsi="Calibri" w:cs="Calibri"/>
+          <w:sz w:val="21"/>
+          <w:szCs w:val="21"/>
+        </w:rPr>
+        <w:t xml:space="preserve">, IT-Farm</w:t>
+      </w:r>
+      <w:r>
+        <w:rPr>
+          <w:rFonts w:ascii="Calibri" w:hAnsi="Calibri" w:cs="Calibri"/>
+          <w:sz w:val="20"/>
+          <w:szCs w:val="20"/>
         </w:rPr>
         <w:tab/>
-        <w:t xml:space="preserve">Jan 2025 – Present</w:t>
-      </w:r>
-    </w:p>
-    <w:p>
-      <w:pPr>
-        <w:tabs>
-          <w:tab w:val="right" w:pos="10944"/>
-        </w:tabs>
-        <w:spacing w:before="0" w:after="0" w:line="212" w:lineRule="auto"/>
-      </w:pPr>
-      <w:r>
-        <w:rPr>
-          <w:rFonts w:ascii="Calibri" w:hAnsi="Calibri" w:cs="Calibri"/>
-          <w:i/>
-          <w:iCs/>
-          <w:sz w:val="20"/>
-          <w:szCs w:val="20"/>
-        </w:rPr>
-        <w:t xml:space="preserve">Penn Spark (Red Team)</w:t>
-      </w:r>
-      <w:r>
-        <w:rPr>
-          <w:rFonts w:ascii="Calibri" w:hAnsi="Calibri" w:cs="Calibri"/>
-          <w:i/>
-          <w:iCs/>
-          <w:sz w:val="20"/>
-          <w:szCs w:val="20"/>
-        </w:rPr>
-        <w:tab/>
-        <w:t xml:space="preserve">Philadelphia, PA</w:t>
-      </w:r>
-    </w:p>
-    <w:p>
-      <w:pPr>
-        <w:numPr>
-          <w:ilvl w:val="0"/>
-          <w:numId w:val="1"/>
-        </w:numPr>
-        <w:spacing w:before="0" w:after="0" w:line="212" w:lineRule="auto"/>
-        <w:ind w:left="360" w:hanging="216"/>
-      </w:pPr>
-      <w:r>
-        <w:rPr>
-          <w:rFonts w:ascii="Calibri" w:hAnsi="Calibri" w:cs="Calibri"/>
-          <w:sz w:val="21"/>
-          <w:szCs w:val="21"/>
-        </w:rPr>
-        <w:t xml:space="preserve">Led a 15+-person cross-functional team of designers and developers to ship client-facing 0-to-1 products</w:t>
-      </w:r>
-    </w:p>
-    <w:p>
-      <w:pPr>
-        <w:numPr>
-          <w:ilvl w:val="0"/>
-          <w:numId w:val="1"/>
-        </w:numPr>
-        <w:spacing w:before="0" w:after="0" w:line="212" w:lineRule="auto"/>
-        <w:ind w:left="360" w:hanging="216"/>
-      </w:pPr>
-      <w:r>
-        <w:rPr>
-          <w:rFonts w:ascii="Calibri" w:hAnsi="Calibri" w:cs="Calibri"/>
-          <w:sz w:val="21"/>
-          <w:szCs w:val="21"/>
-        </w:rPr>
-        <w:t xml:space="preserve">Defined end-to-end user flows, interaction patterns, and reusable interface systems across multiple deliverables</w:t>
-      </w:r>
-    </w:p>
-    <w:p>
-      <w:pPr>
-        <w:numPr>
-          <w:ilvl w:val="0"/>
-          <w:numId w:val="1"/>
-        </w:numPr>
-        <w:spacing w:before="0" w:after="0" w:line="212" w:lineRule="auto"/>
-        <w:ind w:left="360" w:hanging="216"/>
-      </w:pPr>
-      <w:r>
-        <w:rPr>
-          <w:rFonts w:ascii="Calibri" w:hAnsi="Calibri" w:cs="Calibri"/>
-          <w:sz w:val="21"/>
-          <w:szCs w:val="21"/>
-        </w:rPr>
-        <w:t xml:space="preserve">Shipped polished, user-centered features across semester-long client project cycles</w:t>
-      </w:r>
-    </w:p>
-    <w:p>
-      <w:pPr>
-        <w:tabs>
-          <w:tab w:val="right" w:pos="10944"/>
-        </w:tabs>
-        <w:spacing w:before="60" w:after="0" w:line="212" w:lineRule="auto"/>
-      </w:pPr>
-      <w:r>
-        <w:rPr>
-          <w:rFonts w:ascii="Calibri" w:hAnsi="Calibri" w:cs="Calibri"/>
-          <w:b/>
-          <w:bCs/>
-          <w:sz w:val="21"/>
-          <w:szCs w:val="21"/>
-        </w:rPr>
-        <w:t xml:space="preserve">Military Interpreter</w:t>
-      </w:r>
-      <w:r>
-        <w:rPr>
-          <w:rFonts w:ascii="Calibri" w:hAnsi="Calibri" w:cs="Calibri"/>
-          <w:sz w:val="21"/>
-          <w:szCs w:val="21"/>
-        </w:rPr>
-        <w:tab/>
-        <w:t xml:space="preserve">Dec 2022 – June 2024</w:t>
-      </w:r>
-    </w:p>
-    <w:p>
-      <w:pPr>
-        <w:tabs>
-          <w:tab w:val="right" w:pos="10944"/>
-        </w:tabs>
-        <w:spacing w:before="0" w:after="0" w:line="212" w:lineRule="auto"/>
-      </w:pPr>
-      <w:r>
-        <w:rPr>
-          <w:rFonts w:ascii="Calibri" w:hAnsi="Calibri" w:cs="Calibri"/>
-          <w:i/>
-          <w:iCs/>
-          <w:sz w:val="20"/>
-          <w:szCs w:val="20"/>
-        </w:rPr>
-        <w:t xml:space="preserve">Capital Defense Command (ROK Army)</w:t>
-      </w:r>
-      <w:r>
-        <w:rPr>
-          <w:rFonts w:ascii="Calibri" w:hAnsi="Calibri" w:cs="Calibri"/>
-          <w:i/>
-          <w:iCs/>
-          <w:sz w:val="20"/>
-          <w:szCs w:val="20"/>
-        </w:rPr>
-        <w:tab/>
-        <w:t xml:space="preserve">Seoul, South Korea</w:t>
-      </w:r>
-    </w:p>
-    <w:p>
-      <w:pPr>
-        <w:numPr>
-          <w:ilvl w:val="0"/>
-          <w:numId w:val="1"/>
-        </w:numPr>
-        <w:spacing w:before="0" w:after="0" w:line="212" w:lineRule="auto"/>
-        <w:ind w:left="360" w:hanging="216"/>
-      </w:pPr>
-      <w:r>
-        <w:rPr>
-          <w:rFonts w:ascii="Calibri" w:hAnsi="Calibri" w:cs="Calibri"/>
-          <w:sz w:val="21"/>
-          <w:szCs w:val="21"/>
-        </w:rPr>
-        <w:t xml:space="preserve">Provided real-time English-Korean interpretation in high-security, multi-agency environments for international stakeholders</w:t>
-      </w:r>
-    </w:p>
-    <w:p>
-      <w:pPr>
-        <w:numPr>
-          <w:ilvl w:val="0"/>
-          <w:numId w:val="1"/>
-        </w:numPr>
-        <w:spacing w:before="0" w:after="0" w:line="212" w:lineRule="auto"/>
-        <w:ind w:left="360" w:hanging="216"/>
-      </w:pPr>
-      <w:r>
-        <w:rPr>
-          <w:rFonts w:ascii="Calibri" w:hAnsi="Calibri" w:cs="Calibri"/>
-          <w:sz w:val="21"/>
-          <w:szCs w:val="21"/>
-        </w:rPr>
-        <w:t xml:space="preserve">Translated sensitive documents and briefings with precision, enabling coordination across government and defense teams</w:t>
-      </w:r>
-    </w:p>
-    <w:p>
-      <w:pPr>
-        <w:tabs>
-          <w:tab w:val="right" w:pos="10944"/>
-        </w:tabs>
-        <w:spacing w:before="60" w:after="0" w:line="212" w:lineRule="auto"/>
-      </w:pPr>
-      <w:r>
-        <w:rPr>
-          <w:rFonts w:ascii="Calibri" w:hAnsi="Calibri" w:cs="Calibri"/>
-          <w:b/>
-          <w:bCs/>
-          <w:sz w:val="21"/>
-          <w:szCs w:val="21"/>
-        </w:rPr>
-        <w:t xml:space="preserve">Database Engineer Intern</w:t>
-      </w:r>
-      <w:r>
-        <w:rPr>
-          <w:rFonts w:ascii="Calibri" w:hAnsi="Calibri" w:cs="Calibri"/>
-          <w:sz w:val="21"/>
-          <w:szCs w:val="21"/>
-        </w:rPr>
-        <w:tab/>
-        <w:t xml:space="preserve">June 2022 – Aug 2022</w:t>
-      </w:r>
-    </w:p>
-    <w:p>
-      <w:pPr>
-        <w:tabs>
-          <w:tab w:val="right" w:pos="10944"/>
-        </w:tabs>
-        <w:spacing w:before="0" w:after="0" w:line="212" w:lineRule="auto"/>
-      </w:pPr>
-      <w:r>
-        <w:rPr>
-          <w:rFonts w:ascii="Calibri" w:hAnsi="Calibri" w:cs="Calibri"/>
-          <w:i/>
-          <w:iCs/>
-          <w:sz w:val="20"/>
-          <w:szCs w:val="20"/>
-        </w:rPr>
-        <w:t xml:space="preserve">IT-Farm</w:t>
-      </w:r>
-      <w:r>
-        <w:rPr>
-          <w:rFonts w:ascii="Calibri" w:hAnsi="Calibri" w:cs="Calibri"/>
-          <w:i/>
-          <w:iCs/>
-          <w:sz w:val="20"/>
-          <w:szCs w:val="20"/>
-        </w:rPr>
-        <w:tab/>
-        <w:t xml:space="preserve">Seongnam, South Korea</w:t>
-      </w:r>
-    </w:p>
-    <w:p>
-      <w:pPr>
-        <w:numPr>
-          <w:ilvl w:val="0"/>
-          <w:numId w:val="1"/>
-        </w:numPr>
-        <w:spacing w:before="0" w:after="0" w:line="212" w:lineRule="auto"/>
+        <w:t xml:space="preserve">June 2022 – Aug 2022  ·  Seongnam, South Korea</w:t>
+      </w:r>
+    </w:p>
+    <w:p>
+      <w:pPr>
+        <w:numPr>
+          <w:ilvl w:val="0"/>
+          <w:numId w:val="1"/>
+        </w:numPr>
+        <w:spacing w:before="0" w:after="0" w:line="220" w:lineRule="auto"/>
         <w:ind w:left="360" w:hanging="216"/>
       </w:pPr>
       <w:r>
@@ -685,7 +598,7 @@
           <w:ilvl w:val="0"/>
           <w:numId w:val="1"/>
         </w:numPr>
-        <w:spacing w:before="0" w:after="0" w:line="212" w:lineRule="auto"/>
+        <w:spacing w:before="0" w:after="0" w:line="220" w:lineRule="auto"/>
         <w:ind w:left="360" w:hanging="216"/>
       </w:pPr>
       <w:r>
@@ -703,7 +616,7 @@
           <w:ilvl w:val="0"/>
           <w:numId w:val="1"/>
         </w:numPr>
-        <w:spacing w:before="0" w:after="0" w:line="212" w:lineRule="auto"/>
+        <w:spacing w:before="0" w:after="0" w:line="220" w:lineRule="auto"/>
         <w:ind w:left="360" w:hanging="216"/>
       </w:pPr>
       <w:r>
@@ -720,7 +633,7 @@
         <w:pBdr>
           <w:bottom w:val="single" w:sz="6" w:space="1" w:color="000000"/>
         </w:pBdr>
-        <w:spacing w:before="60" w:after="40" w:line="212" w:lineRule="auto"/>
+        <w:spacing w:before="60" w:after="40" w:line="220" w:lineRule="auto"/>
       </w:pPr>
       <w:r>
         <w:rPr>
@@ -740,7 +653,7 @@
         <w:tabs>
           <w:tab w:val="right" w:pos="10944"/>
         </w:tabs>
-        <w:spacing w:before="60" w:after="0" w:line="212" w:lineRule="auto"/>
+        <w:spacing w:before="60" w:after="0" w:line="220" w:lineRule="auto"/>
       </w:pPr>
       <w:hyperlink r:id="rH3">
         <w:r>
@@ -790,7 +703,7 @@
           <w:ilvl w:val="0"/>
           <w:numId w:val="1"/>
         </w:numPr>
-        <w:spacing w:before="0" w:after="0" w:line="212" w:lineRule="auto"/>
+        <w:spacing w:before="0" w:after="0" w:line="220" w:lineRule="auto"/>
         <w:ind w:left="360" w:hanging="216"/>
       </w:pPr>
       <w:r>
@@ -808,7 +721,7 @@
           <w:ilvl w:val="0"/>
           <w:numId w:val="1"/>
         </w:numPr>
-        <w:spacing w:before="0" w:after="0" w:line="212" w:lineRule="auto"/>
+        <w:spacing w:before="0" w:after="0" w:line="220" w:lineRule="auto"/>
         <w:ind w:left="360" w:hanging="216"/>
       </w:pPr>
       <w:r>
@@ -826,7 +739,7 @@
           <w:ilvl w:val="0"/>
           <w:numId w:val="1"/>
         </w:numPr>
-        <w:spacing w:before="0" w:after="0" w:line="212" w:lineRule="auto"/>
+        <w:spacing w:before="0" w:after="0" w:line="220" w:lineRule="auto"/>
         <w:ind w:left="360" w:hanging="216"/>
       </w:pPr>
       <w:r>
@@ -843,7 +756,7 @@
         <w:tabs>
           <w:tab w:val="right" w:pos="10944"/>
         </w:tabs>
-        <w:spacing w:before="60" w:after="0" w:line="212" w:lineRule="auto"/>
+        <w:spacing w:before="60" w:after="0" w:line="220" w:lineRule="auto"/>
       </w:pPr>
       <w:hyperlink r:id="rH4">
         <w:r>
@@ -893,7 +806,7 @@
           <w:ilvl w:val="0"/>
           <w:numId w:val="1"/>
         </w:numPr>
-        <w:spacing w:before="0" w:after="0" w:line="212" w:lineRule="auto"/>
+        <w:spacing w:before="0" w:after="0" w:line="220" w:lineRule="auto"/>
         <w:ind w:left="360" w:hanging="216"/>
       </w:pPr>
       <w:r>
@@ -911,7 +824,7 @@
           <w:ilvl w:val="0"/>
           <w:numId w:val="1"/>
         </w:numPr>
-        <w:spacing w:before="0" w:after="0" w:line="212" w:lineRule="auto"/>
+        <w:spacing w:before="0" w:after="0" w:line="220" w:lineRule="auto"/>
         <w:ind w:left="360" w:hanging="216"/>
       </w:pPr>
       <w:r>
@@ -929,7 +842,7 @@
           <w:ilvl w:val="0"/>
           <w:numId w:val="1"/>
         </w:numPr>
-        <w:spacing w:before="0" w:after="0" w:line="212" w:lineRule="auto"/>
+        <w:spacing w:before="0" w:after="0" w:line="220" w:lineRule="auto"/>
         <w:ind w:left="360" w:hanging="216"/>
       </w:pPr>
       <w:r>
@@ -946,7 +859,7 @@
         <w:tabs>
           <w:tab w:val="right" w:pos="10944"/>
         </w:tabs>
-        <w:spacing w:before="60" w:after="0" w:line="212" w:lineRule="auto"/>
+        <w:spacing w:before="60" w:after="0" w:line="220" w:lineRule="auto"/>
       </w:pPr>
       <w:hyperlink r:id="rH5">
         <w:r>
@@ -996,7 +909,7 @@
           <w:ilvl w:val="0"/>
           <w:numId w:val="1"/>
         </w:numPr>
-        <w:spacing w:before="0" w:after="0" w:line="212" w:lineRule="auto"/>
+        <w:spacing w:before="0" w:after="0" w:line="220" w:lineRule="auto"/>
         <w:ind w:left="360" w:hanging="216"/>
       </w:pPr>
       <w:r>
@@ -1014,7 +927,7 @@
           <w:ilvl w:val="0"/>
           <w:numId w:val="1"/>
         </w:numPr>
-        <w:spacing w:before="0" w:after="0" w:line="212" w:lineRule="auto"/>
+        <w:spacing w:before="0" w:after="0" w:line="220" w:lineRule="auto"/>
         <w:ind w:left="360" w:hanging="216"/>
       </w:pPr>
       <w:r>
@@ -1031,7 +944,7 @@
         <w:pBdr>
           <w:bottom w:val="single" w:sz="6" w:space="1" w:color="000000"/>
         </w:pBdr>
-        <w:spacing w:before="60" w:after="40" w:line="212" w:lineRule="auto"/>
+        <w:spacing w:before="60" w:after="40" w:line="220" w:lineRule="auto"/>
       </w:pPr>
       <w:r>
         <w:rPr>
@@ -1048,7 +961,7 @@
     </w:p>
     <w:p>
       <w:pPr>
-        <w:spacing w:before="40" w:after="0" w:line="212" w:lineRule="auto"/>
+        <w:spacing w:before="40" w:after="0" w:line="220" w:lineRule="auto"/>
       </w:pPr>
       <w:r>
         <w:rPr>
@@ -1071,7 +984,7 @@
     </w:p>
     <w:p>
       <w:pPr>
-        <w:spacing w:before="0" w:after="0" w:line="212" w:lineRule="auto"/>
+        <w:spacing w:before="0" w:after="0" w:line="220" w:lineRule="auto"/>
       </w:pPr>
       <w:r>
         <w:rPr>
@@ -1094,7 +1007,7 @@
     </w:p>
     <w:p>
       <w:pPr>
-        <w:spacing w:before="0" w:after="0" w:line="212" w:lineRule="auto"/>
+        <w:spacing w:before="0" w:after="0" w:line="220" w:lineRule="auto"/>
       </w:pPr>
       <w:r>
         <w:rPr>
@@ -1117,7 +1030,7 @@
     </w:p>
     <w:p>
       <w:pPr>
-        <w:spacing w:before="0" w:after="0" w:line="212" w:lineRule="auto"/>
+        <w:spacing w:before="0" w:after="0" w:line="220" w:lineRule="auto"/>
       </w:pPr>
       <w:r>
         <w:rPr>

--- a/apps/resume/dist/Brian_Lee_Resume_Engineer.docx
+++ b/apps/resume/dist/Brian_Lee_Resume_Engineer.docx
@@ -655,20 +655,16 @@
         </w:tabs>
         <w:spacing w:before="60" w:after="0" w:line="220" w:lineRule="auto"/>
       </w:pPr>
-      <w:hyperlink r:id="rH3">
-        <w:r>
-          <w:rPr>
-            <w:rFonts w:ascii="Calibri" w:hAnsi="Calibri" w:cs="Calibri"/>
-            <w:b/>
-            <w:bCs/>
-            <w:color w:val="1155cc"/>
-            <w:u w:val="single"/>
-            <w:sz w:val="21"/>
-            <w:szCs w:val="21"/>
-          </w:rPr>
-          <w:t xml:space="preserve">Mini Minecraft</w:t>
-        </w:r>
-      </w:hyperlink>
+      <w:r>
+        <w:rPr>
+          <w:rFonts w:ascii="Calibri" w:hAnsi="Calibri" w:cs="Calibri"/>
+          <w:b/>
+          <w:bCs/>
+          <w:sz w:val="21"/>
+          <w:szCs w:val="21"/>
+        </w:rPr>
+        <w:t xml:space="preserve">Mini Minecraft</w:t>
+      </w:r>
       <w:r>
         <w:rPr>
           <w:rFonts w:ascii="Calibri" w:hAnsi="Calibri" w:cs="Calibri"/>
@@ -758,20 +754,16 @@
         </w:tabs>
         <w:spacing w:before="60" w:after="0" w:line="220" w:lineRule="auto"/>
       </w:pPr>
-      <w:hyperlink r:id="rH4">
-        <w:r>
-          <w:rPr>
-            <w:rFonts w:ascii="Calibri" w:hAnsi="Calibri" w:cs="Calibri"/>
-            <w:b/>
-            <w:bCs/>
-            <w:color w:val="1155cc"/>
-            <w:u w:val="single"/>
-            <w:sz w:val="21"/>
-            <w:szCs w:val="21"/>
-          </w:rPr>
-          <w:t xml:space="preserve">Capsule</w:t>
-        </w:r>
-      </w:hyperlink>
+      <w:r>
+        <w:rPr>
+          <w:rFonts w:ascii="Calibri" w:hAnsi="Calibri" w:cs="Calibri"/>
+          <w:b/>
+          <w:bCs/>
+          <w:sz w:val="21"/>
+          <w:szCs w:val="21"/>
+        </w:rPr>
+        <w:t xml:space="preserve">Capsule</w:t>
+      </w:r>
       <w:r>
         <w:rPr>
           <w:rFonts w:ascii="Calibri" w:hAnsi="Calibri" w:cs="Calibri"/>
@@ -861,20 +853,16 @@
         </w:tabs>
         <w:spacing w:before="60" w:after="0" w:line="220" w:lineRule="auto"/>
       </w:pPr>
-      <w:hyperlink r:id="rH5">
-        <w:r>
-          <w:rPr>
-            <w:rFonts w:ascii="Calibri" w:hAnsi="Calibri" w:cs="Calibri"/>
-            <w:b/>
-            <w:bCs/>
-            <w:color w:val="1155cc"/>
-            <w:u w:val="single"/>
-            <w:sz w:val="21"/>
-            <w:szCs w:val="21"/>
-          </w:rPr>
-          <w:t xml:space="preserve">Mini Maya</w:t>
-        </w:r>
-      </w:hyperlink>
+      <w:r>
+        <w:rPr>
+          <w:rFonts w:ascii="Calibri" w:hAnsi="Calibri" w:cs="Calibri"/>
+          <w:b/>
+          <w:bCs/>
+          <w:sz w:val="21"/>
+          <w:szCs w:val="21"/>
+        </w:rPr>
+        <w:t xml:space="preserve">Mini Maya</w:t>
+      </w:r>
       <w:r>
         <w:rPr>
           <w:rFonts w:ascii="Calibri" w:hAnsi="Calibri" w:cs="Calibri"/>

--- a/apps/resume/dist/Brian_Lee_Resume_Engineer.docx
+++ b/apps/resume/dist/Brian_Lee_Resume_Engineer.docx
@@ -60,7 +60,7 @@
             <w:sz w:val="20"/>
             <w:szCs w:val="20"/>
           </w:rPr>
-          <w:t xml:space="preserve">linkedin.com/in/brian-lee-0b706b225</w:t>
+          <w:t xml:space="preserve">LinkedIn</w:t>
         </w:r>
       </w:hyperlink>
     </w:p>
@@ -233,61 +233,143 @@
           <w:sz w:val="21"/>
           <w:szCs w:val="21"/>
         </w:rPr>
-        <w:t xml:space="preserve">Built and shipped to production a recency-segmented push-notification retention engine (Supabase triggers, Deno edge functions, FCM) at a 4-engineer YC startup, with a treatment/holdout A/B instrumented to measure return-rate lift</w:t>
-      </w:r>
-    </w:p>
-    <w:p>
-      <w:pPr>
-        <w:numPr>
-          <w:ilvl w:val="0"/>
-          <w:numId w:val="1"/>
-        </w:numPr>
-        <w:spacing w:before="0" w:after="0" w:line="220" w:lineRule="auto"/>
-        <w:ind w:left="360" w:hanging="216"/>
-      </w:pPr>
-      <w:r>
-        <w:rPr>
-          <w:rFonts w:ascii="Calibri" w:hAnsi="Calibri" w:cs="Calibri"/>
-          <w:sz w:val="21"/>
-          <w:szCs w:val="21"/>
-        </w:rPr>
-        <w:t xml:space="preserve">Caught a win-back targeting flaw by validating against production data — repointing from child-role to cross-account activity for a ~2.7× gain in reachable users that multi-agent review had missed</w:t>
-      </w:r>
-    </w:p>
-    <w:p>
-      <w:pPr>
-        <w:numPr>
-          <w:ilvl w:val="0"/>
-          <w:numId w:val="1"/>
-        </w:numPr>
-        <w:spacing w:before="0" w:after="0" w:line="220" w:lineRule="auto"/>
-        <w:ind w:left="360" w:hanging="216"/>
-      </w:pPr>
-      <w:r>
-        <w:rPr>
-          <w:rFonts w:ascii="Calibri" w:hAnsi="Calibri" w:cs="Calibri"/>
-          <w:sz w:val="21"/>
-          <w:szCs w:val="21"/>
-        </w:rPr>
-        <w:t xml:space="preserve">Architected a typed integration SDK placing a production game-AI agent behind 4 versioned contract seams (zod, JSON Schema, 136 tests), verified against the live system at full event parity</w:t>
-      </w:r>
-    </w:p>
-    <w:p>
-      <w:pPr>
-        <w:numPr>
-          <w:ilvl w:val="0"/>
-          <w:numId w:val="1"/>
-        </w:numPr>
-        <w:spacing w:before="0" w:after="0" w:line="220" w:lineRule="auto"/>
-        <w:ind w:left="360" w:hanging="216"/>
-      </w:pPr>
-      <w:r>
-        <w:rPr>
-          <w:rFonts w:ascii="Calibri" w:hAnsi="Calibri" w:cs="Calibri"/>
-          <w:sz w:val="21"/>
-          <w:szCs w:val="21"/>
-        </w:rPr>
-        <w:t xml:space="preserve">Root-caused a production auth outage from a JWT signing-key migration and shipped the fix, restoring the guarded notification pipeline (401 → 200)</w:t>
+        <w:t xml:space="preserve">Built and </w:t>
+      </w:r>
+      <w:r>
+        <w:rPr>
+          <w:rFonts w:ascii="Calibri" w:hAnsi="Calibri" w:cs="Calibri"/>
+          <w:b/>
+          <w:bCs/>
+          <w:sz w:val="21"/>
+          <w:szCs w:val="21"/>
+        </w:rPr>
+        <w:t xml:space="preserve">shipped to production</w:t>
+      </w:r>
+      <w:r>
+        <w:rPr>
+          <w:rFonts w:ascii="Calibri" w:hAnsi="Calibri" w:cs="Calibri"/>
+          <w:sz w:val="21"/>
+          <w:szCs w:val="21"/>
+        </w:rPr>
+        <w:t xml:space="preserve"> a recency-segmented push-notification retention engine (Supabase triggers, Deno edge functions, FCM) at a 4-engineer YC startup, with a treatment/holdout A/B instrumented to measure return-rate lift</w:t>
+      </w:r>
+    </w:p>
+    <w:p>
+      <w:pPr>
+        <w:numPr>
+          <w:ilvl w:val="0"/>
+          <w:numId w:val="1"/>
+        </w:numPr>
+        <w:spacing w:before="0" w:after="0" w:line="220" w:lineRule="auto"/>
+        <w:ind w:left="360" w:hanging="216"/>
+      </w:pPr>
+      <w:r>
+        <w:rPr>
+          <w:rFonts w:ascii="Calibri" w:hAnsi="Calibri" w:cs="Calibri"/>
+          <w:sz w:val="21"/>
+          <w:szCs w:val="21"/>
+        </w:rPr>
+        <w:t xml:space="preserve">Caught a win-back targeting flaw by validating against production data — repointing from child-role to cross-account activity for a </w:t>
+      </w:r>
+      <w:r>
+        <w:rPr>
+          <w:rFonts w:ascii="Calibri" w:hAnsi="Calibri" w:cs="Calibri"/>
+          <w:b/>
+          <w:bCs/>
+          <w:sz w:val="21"/>
+          <w:szCs w:val="21"/>
+        </w:rPr>
+        <w:t xml:space="preserve">~2.7× gain in reachable users</w:t>
+      </w:r>
+      <w:r>
+        <w:rPr>
+          <w:rFonts w:ascii="Calibri" w:hAnsi="Calibri" w:cs="Calibri"/>
+          <w:sz w:val="21"/>
+          <w:szCs w:val="21"/>
+        </w:rPr>
+        <w:t xml:space="preserve"> that multi-agent review had missed</w:t>
+      </w:r>
+    </w:p>
+    <w:p>
+      <w:pPr>
+        <w:numPr>
+          <w:ilvl w:val="0"/>
+          <w:numId w:val="1"/>
+        </w:numPr>
+        <w:spacing w:before="0" w:after="0" w:line="220" w:lineRule="auto"/>
+        <w:ind w:left="360" w:hanging="216"/>
+      </w:pPr>
+      <w:r>
+        <w:rPr>
+          <w:rFonts w:ascii="Calibri" w:hAnsi="Calibri" w:cs="Calibri"/>
+          <w:sz w:val="21"/>
+          <w:szCs w:val="21"/>
+        </w:rPr>
+        <w:t xml:space="preserve">Architected a typed integration SDK placing a production game-AI agent behind </w:t>
+      </w:r>
+      <w:r>
+        <w:rPr>
+          <w:rFonts w:ascii="Calibri" w:hAnsi="Calibri" w:cs="Calibri"/>
+          <w:b/>
+          <w:bCs/>
+          <w:sz w:val="21"/>
+          <w:szCs w:val="21"/>
+        </w:rPr>
+        <w:t xml:space="preserve">4 versioned contract seams</w:t>
+      </w:r>
+      <w:r>
+        <w:rPr>
+          <w:rFonts w:ascii="Calibri" w:hAnsi="Calibri" w:cs="Calibri"/>
+          <w:sz w:val="21"/>
+          <w:szCs w:val="21"/>
+        </w:rPr>
+        <w:t xml:space="preserve"> (zod, JSON Schema, </w:t>
+      </w:r>
+      <w:r>
+        <w:rPr>
+          <w:rFonts w:ascii="Calibri" w:hAnsi="Calibri" w:cs="Calibri"/>
+          <w:b/>
+          <w:bCs/>
+          <w:sz w:val="21"/>
+          <w:szCs w:val="21"/>
+        </w:rPr>
+        <w:t xml:space="preserve">136 tests</w:t>
+      </w:r>
+      <w:r>
+        <w:rPr>
+          <w:rFonts w:ascii="Calibri" w:hAnsi="Calibri" w:cs="Calibri"/>
+          <w:sz w:val="21"/>
+          <w:szCs w:val="21"/>
+        </w:rPr>
+        <w:t xml:space="preserve">), verified against the live system at full event parity</w:t>
+      </w:r>
+    </w:p>
+    <w:p>
+      <w:pPr>
+        <w:numPr>
+          <w:ilvl w:val="0"/>
+          <w:numId w:val="1"/>
+        </w:numPr>
+        <w:spacing w:before="0" w:after="0" w:line="220" w:lineRule="auto"/>
+        <w:ind w:left="360" w:hanging="216"/>
+      </w:pPr>
+      <w:r>
+        <w:rPr>
+          <w:rFonts w:ascii="Calibri" w:hAnsi="Calibri" w:cs="Calibri"/>
+          <w:b/>
+          <w:bCs/>
+          <w:sz w:val="21"/>
+          <w:szCs w:val="21"/>
+        </w:rPr>
+        <w:t xml:space="preserve">Root-caused a production auth outage</w:t>
+      </w:r>
+      <w:r>
+        <w:rPr>
+          <w:rFonts w:ascii="Calibri" w:hAnsi="Calibri" w:cs="Calibri"/>
+          <w:sz w:val="21"/>
+          <w:szCs w:val="21"/>
+        </w:rPr>
+        <w:t xml:space="preserve"> from a JWT signing-key migration and shipped the fix, restoring the guarded notification pipeline (401 → 200)</w:t>
       </w:r>
     </w:p>
     <w:p>
@@ -340,43 +422,97 @@
           <w:sz w:val="21"/>
           <w:szCs w:val="21"/>
         </w:rPr>
-        <w:t xml:space="preserve">Maintained a live portfolio of 50+ Unity mobile game titles, improving UI/UX and core gameplay stability across deployments</w:t>
-      </w:r>
-    </w:p>
-    <w:p>
-      <w:pPr>
-        <w:numPr>
-          <w:ilvl w:val="0"/>
-          <w:numId w:val="1"/>
-        </w:numPr>
-        <w:spacing w:before="0" w:after="0" w:line="220" w:lineRule="auto"/>
-        <w:ind w:left="360" w:hanging="216"/>
-      </w:pPr>
-      <w:r>
-        <w:rPr>
-          <w:rFonts w:ascii="Calibri" w:hAnsi="Calibri" w:cs="Calibri"/>
-          <w:sz w:val="21"/>
-          <w:szCs w:val="21"/>
-        </w:rPr>
-        <w:t xml:space="preserve">Resolved 100+ QA-reported bugs by modifying Unity prefabs and C# scripts, shipping fixes in production releases</w:t>
-      </w:r>
-    </w:p>
-    <w:p>
-      <w:pPr>
-        <w:numPr>
-          <w:ilvl w:val="0"/>
-          <w:numId w:val="1"/>
-        </w:numPr>
-        <w:spacing w:before="0" w:after="0" w:line="220" w:lineRule="auto"/>
-        <w:ind w:left="360" w:hanging="216"/>
-      </w:pPr>
-      <w:r>
-        <w:rPr>
-          <w:rFonts w:ascii="Calibri" w:hAnsi="Calibri" w:cs="Calibri"/>
-          <w:sz w:val="21"/>
-          <w:szCs w:val="21"/>
-        </w:rPr>
-        <w:t xml:space="preserve">Upgraded SDKs and platform modules fleet-wide to meet evolving app-store requirements and sustain production availability</w:t>
+        <w:t xml:space="preserve">Maintained a live portfolio of </w:t>
+      </w:r>
+      <w:r>
+        <w:rPr>
+          <w:rFonts w:ascii="Calibri" w:hAnsi="Calibri" w:cs="Calibri"/>
+          <w:b/>
+          <w:bCs/>
+          <w:sz w:val="21"/>
+          <w:szCs w:val="21"/>
+        </w:rPr>
+        <w:t xml:space="preserve">50+ Unity mobile game titles</w:t>
+      </w:r>
+      <w:r>
+        <w:rPr>
+          <w:rFonts w:ascii="Calibri" w:hAnsi="Calibri" w:cs="Calibri"/>
+          <w:sz w:val="21"/>
+          <w:szCs w:val="21"/>
+        </w:rPr>
+        <w:t xml:space="preserve">, improving UI/UX and core gameplay stability across deployments</w:t>
+      </w:r>
+    </w:p>
+    <w:p>
+      <w:pPr>
+        <w:numPr>
+          <w:ilvl w:val="0"/>
+          <w:numId w:val="1"/>
+        </w:numPr>
+        <w:spacing w:before="0" w:after="0" w:line="220" w:lineRule="auto"/>
+        <w:ind w:left="360" w:hanging="216"/>
+      </w:pPr>
+      <w:r>
+        <w:rPr>
+          <w:rFonts w:ascii="Calibri" w:hAnsi="Calibri" w:cs="Calibri"/>
+          <w:sz w:val="21"/>
+          <w:szCs w:val="21"/>
+        </w:rPr>
+        <w:t xml:space="preserve">Resolved </w:t>
+      </w:r>
+      <w:r>
+        <w:rPr>
+          <w:rFonts w:ascii="Calibri" w:hAnsi="Calibri" w:cs="Calibri"/>
+          <w:b/>
+          <w:bCs/>
+          <w:sz w:val="21"/>
+          <w:szCs w:val="21"/>
+        </w:rPr>
+        <w:t xml:space="preserve">100+ QA-reported bugs</w:t>
+      </w:r>
+      <w:r>
+        <w:rPr>
+          <w:rFonts w:ascii="Calibri" w:hAnsi="Calibri" w:cs="Calibri"/>
+          <w:sz w:val="21"/>
+          <w:szCs w:val="21"/>
+        </w:rPr>
+        <w:t xml:space="preserve"> by modifying Unity prefabs and C# scripts, shipping fixes in production releases</w:t>
+      </w:r>
+    </w:p>
+    <w:p>
+      <w:pPr>
+        <w:numPr>
+          <w:ilvl w:val="0"/>
+          <w:numId w:val="1"/>
+        </w:numPr>
+        <w:spacing w:before="0" w:after="0" w:line="220" w:lineRule="auto"/>
+        <w:ind w:left="360" w:hanging="216"/>
+      </w:pPr>
+      <w:r>
+        <w:rPr>
+          <w:rFonts w:ascii="Calibri" w:hAnsi="Calibri" w:cs="Calibri"/>
+          <w:sz w:val="21"/>
+          <w:szCs w:val="21"/>
+        </w:rPr>
+        <w:t xml:space="preserve">Upgraded SDKs and platform modules </w:t>
+      </w:r>
+      <w:r>
+        <w:rPr>
+          <w:rFonts w:ascii="Calibri" w:hAnsi="Calibri" w:cs="Calibri"/>
+          <w:b/>
+          <w:bCs/>
+          <w:sz w:val="21"/>
+          <w:szCs w:val="21"/>
+        </w:rPr>
+        <w:t xml:space="preserve">fleet-wide</w:t>
+      </w:r>
+      <w:r>
+        <w:rPr>
+          <w:rFonts w:ascii="Calibri" w:hAnsi="Calibri" w:cs="Calibri"/>
+          <w:sz w:val="21"/>
+          <w:szCs w:val="21"/>
+        </w:rPr>
+        <w:t xml:space="preserve"> to meet evolving app-store requirements and sustain production availability</w:t>
       </w:r>
     </w:p>
     <w:p>
@@ -429,43 +565,107 @@
           <w:sz w:val="21"/>
           <w:szCs w:val="21"/>
         </w:rPr>
-        <w:t xml:space="preserve">Led a 15+-person cross-functional team of designers and developers to ship client-facing 0-to-1 products</w:t>
-      </w:r>
-    </w:p>
-    <w:p>
-      <w:pPr>
-        <w:numPr>
-          <w:ilvl w:val="0"/>
-          <w:numId w:val="1"/>
-        </w:numPr>
-        <w:spacing w:before="0" w:after="0" w:line="220" w:lineRule="auto"/>
-        <w:ind w:left="360" w:hanging="216"/>
-      </w:pPr>
-      <w:r>
-        <w:rPr>
-          <w:rFonts w:ascii="Calibri" w:hAnsi="Calibri" w:cs="Calibri"/>
-          <w:sz w:val="21"/>
-          <w:szCs w:val="21"/>
-        </w:rPr>
-        <w:t xml:space="preserve">Defined end-to-end user flows, interaction patterns, and reusable interface systems across multiple deliverables</w:t>
-      </w:r>
-    </w:p>
-    <w:p>
-      <w:pPr>
-        <w:numPr>
-          <w:ilvl w:val="0"/>
-          <w:numId w:val="1"/>
-        </w:numPr>
-        <w:spacing w:before="0" w:after="0" w:line="220" w:lineRule="auto"/>
-        <w:ind w:left="360" w:hanging="216"/>
-      </w:pPr>
-      <w:r>
-        <w:rPr>
-          <w:rFonts w:ascii="Calibri" w:hAnsi="Calibri" w:cs="Calibri"/>
-          <w:sz w:val="21"/>
-          <w:szCs w:val="21"/>
-        </w:rPr>
-        <w:t xml:space="preserve">Shipped polished, user-centered features across semester-long client project cycles</w:t>
+        <w:t xml:space="preserve">Led a </w:t>
+      </w:r>
+      <w:r>
+        <w:rPr>
+          <w:rFonts w:ascii="Calibri" w:hAnsi="Calibri" w:cs="Calibri"/>
+          <w:b/>
+          <w:bCs/>
+          <w:sz w:val="21"/>
+          <w:szCs w:val="21"/>
+        </w:rPr>
+        <w:t xml:space="preserve">15+-person cross-functional team</w:t>
+      </w:r>
+      <w:r>
+        <w:rPr>
+          <w:rFonts w:ascii="Calibri" w:hAnsi="Calibri" w:cs="Calibri"/>
+          <w:sz w:val="21"/>
+          <w:szCs w:val="21"/>
+        </w:rPr>
+        <w:t xml:space="preserve"> of designers and developers to ship client-facing </w:t>
+      </w:r>
+      <w:r>
+        <w:rPr>
+          <w:rFonts w:ascii="Calibri" w:hAnsi="Calibri" w:cs="Calibri"/>
+          <w:b/>
+          <w:bCs/>
+          <w:sz w:val="21"/>
+          <w:szCs w:val="21"/>
+        </w:rPr>
+        <w:t xml:space="preserve">0-to-1 products</w:t>
+      </w:r>
+    </w:p>
+    <w:p>
+      <w:pPr>
+        <w:numPr>
+          <w:ilvl w:val="0"/>
+          <w:numId w:val="1"/>
+        </w:numPr>
+        <w:spacing w:before="0" w:after="0" w:line="220" w:lineRule="auto"/>
+        <w:ind w:left="360" w:hanging="216"/>
+      </w:pPr>
+      <w:r>
+        <w:rPr>
+          <w:rFonts w:ascii="Calibri" w:hAnsi="Calibri" w:cs="Calibri"/>
+          <w:sz w:val="21"/>
+          <w:szCs w:val="21"/>
+        </w:rPr>
+        <w:t xml:space="preserve">Defined </w:t>
+      </w:r>
+      <w:r>
+        <w:rPr>
+          <w:rFonts w:ascii="Calibri" w:hAnsi="Calibri" w:cs="Calibri"/>
+          <w:b/>
+          <w:bCs/>
+          <w:sz w:val="21"/>
+          <w:szCs w:val="21"/>
+        </w:rPr>
+        <w:t xml:space="preserve">end-to-end user flows</w:t>
+      </w:r>
+      <w:r>
+        <w:rPr>
+          <w:rFonts w:ascii="Calibri" w:hAnsi="Calibri" w:cs="Calibri"/>
+          <w:sz w:val="21"/>
+          <w:szCs w:val="21"/>
+        </w:rPr>
+        <w:t xml:space="preserve">, interaction patterns, and reusable interface systems across multiple deliverables</w:t>
+      </w:r>
+    </w:p>
+    <w:p>
+      <w:pPr>
+        <w:numPr>
+          <w:ilvl w:val="0"/>
+          <w:numId w:val="1"/>
+        </w:numPr>
+        <w:spacing w:before="0" w:after="0" w:line="220" w:lineRule="auto"/>
+        <w:ind w:left="360" w:hanging="216"/>
+      </w:pPr>
+      <w:r>
+        <w:rPr>
+          <w:rFonts w:ascii="Calibri" w:hAnsi="Calibri" w:cs="Calibri"/>
+          <w:sz w:val="21"/>
+          <w:szCs w:val="21"/>
+        </w:rPr>
+        <w:t xml:space="preserve">Shipped polished, </w:t>
+      </w:r>
+      <w:r>
+        <w:rPr>
+          <w:rFonts w:ascii="Calibri" w:hAnsi="Calibri" w:cs="Calibri"/>
+          <w:b/>
+          <w:bCs/>
+          <w:sz w:val="21"/>
+          <w:szCs w:val="21"/>
+        </w:rPr>
+        <w:t xml:space="preserve">user-centered features</w:t>
+      </w:r>
+      <w:r>
+        <w:rPr>
+          <w:rFonts w:ascii="Calibri" w:hAnsi="Calibri" w:cs="Calibri"/>
+          <w:sz w:val="21"/>
+          <w:szCs w:val="21"/>
+        </w:rPr>
+        <w:t xml:space="preserve"> across semester-long client project cycles</w:t>
       </w:r>
     </w:p>
     <w:p>
@@ -518,25 +718,61 @@
           <w:sz w:val="21"/>
           <w:szCs w:val="21"/>
         </w:rPr>
-        <w:t xml:space="preserve">Provided real-time English-Korean interpretation in high-security, multi-agency environments for international stakeholders</w:t>
-      </w:r>
-    </w:p>
-    <w:p>
-      <w:pPr>
-        <w:numPr>
-          <w:ilvl w:val="0"/>
-          <w:numId w:val="1"/>
-        </w:numPr>
-        <w:spacing w:before="0" w:after="0" w:line="220" w:lineRule="auto"/>
-        <w:ind w:left="360" w:hanging="216"/>
-      </w:pPr>
-      <w:r>
-        <w:rPr>
-          <w:rFonts w:ascii="Calibri" w:hAnsi="Calibri" w:cs="Calibri"/>
-          <w:sz w:val="21"/>
-          <w:szCs w:val="21"/>
-        </w:rPr>
-        <w:t xml:space="preserve">Translated sensitive documents and briefings with precision, enabling coordination across government and defense teams</w:t>
+        <w:t xml:space="preserve">Provided </w:t>
+      </w:r>
+      <w:r>
+        <w:rPr>
+          <w:rFonts w:ascii="Calibri" w:hAnsi="Calibri" w:cs="Calibri"/>
+          <w:b/>
+          <w:bCs/>
+          <w:sz w:val="21"/>
+          <w:szCs w:val="21"/>
+        </w:rPr>
+        <w:t xml:space="preserve">real-time English-Korean interpretation</w:t>
+      </w:r>
+      <w:r>
+        <w:rPr>
+          <w:rFonts w:ascii="Calibri" w:hAnsi="Calibri" w:cs="Calibri"/>
+          <w:sz w:val="21"/>
+          <w:szCs w:val="21"/>
+        </w:rPr>
+        <w:t xml:space="preserve"> in high-security, multi-agency environments for international stakeholders</w:t>
+      </w:r>
+    </w:p>
+    <w:p>
+      <w:pPr>
+        <w:numPr>
+          <w:ilvl w:val="0"/>
+          <w:numId w:val="1"/>
+        </w:numPr>
+        <w:spacing w:before="0" w:after="0" w:line="220" w:lineRule="auto"/>
+        <w:ind w:left="360" w:hanging="216"/>
+      </w:pPr>
+      <w:r>
+        <w:rPr>
+          <w:rFonts w:ascii="Calibri" w:hAnsi="Calibri" w:cs="Calibri"/>
+          <w:sz w:val="21"/>
+          <w:szCs w:val="21"/>
+        </w:rPr>
+        <w:t xml:space="preserve">Translated </w:t>
+      </w:r>
+      <w:r>
+        <w:rPr>
+          <w:rFonts w:ascii="Calibri" w:hAnsi="Calibri" w:cs="Calibri"/>
+          <w:b/>
+          <w:bCs/>
+          <w:sz w:val="21"/>
+          <w:szCs w:val="21"/>
+        </w:rPr>
+        <w:t xml:space="preserve">sensitive documents and briefings</w:t>
+      </w:r>
+      <w:r>
+        <w:rPr>
+          <w:rFonts w:ascii="Calibri" w:hAnsi="Calibri" w:cs="Calibri"/>
+          <w:sz w:val="21"/>
+          <w:szCs w:val="21"/>
+        </w:rPr>
+        <w:t xml:space="preserve"> with precision, enabling coordination across government and defense teams</w:t>
       </w:r>
     </w:p>
     <w:p>
@@ -589,43 +825,97 @@
           <w:sz w:val="21"/>
           <w:szCs w:val="21"/>
         </w:rPr>
-        <w:t xml:space="preserve">Designed and implemented a SQL database prototype managing 1M+ data entities using Oracle and SQLite</w:t>
-      </w:r>
-    </w:p>
-    <w:p>
-      <w:pPr>
-        <w:numPr>
-          <w:ilvl w:val="0"/>
-          <w:numId w:val="1"/>
-        </w:numPr>
-        <w:spacing w:before="0" w:after="0" w:line="220" w:lineRule="auto"/>
-        <w:ind w:left="360" w:hanging="216"/>
-      </w:pPr>
-      <w:r>
-        <w:rPr>
-          <w:rFonts w:ascii="Calibri" w:hAnsi="Calibri" w:cs="Calibri"/>
-          <w:sz w:val="21"/>
-          <w:szCs w:val="21"/>
-        </w:rPr>
-        <w:t xml:space="preserve">Processed and organized semiconductor datasets from 20+ client companies, including Samsung, SK, and LG</w:t>
-      </w:r>
-    </w:p>
-    <w:p>
-      <w:pPr>
-        <w:numPr>
-          <w:ilvl w:val="0"/>
-          <w:numId w:val="1"/>
-        </w:numPr>
-        <w:spacing w:before="0" w:after="0" w:line="220" w:lineRule="auto"/>
-        <w:ind w:left="360" w:hanging="216"/>
-      </w:pPr>
-      <w:r>
-        <w:rPr>
-          <w:rFonts w:ascii="Calibri" w:hAnsi="Calibri" w:cs="Calibri"/>
-          <w:sz w:val="21"/>
-          <w:szCs w:val="21"/>
-        </w:rPr>
-        <w:t xml:space="preserve">Wrote and optimized SQL queries to improve retrieval and management efficiency across large-scale datasets</w:t>
+        <w:t xml:space="preserve">Designed and implemented a SQL database prototype managing </w:t>
+      </w:r>
+      <w:r>
+        <w:rPr>
+          <w:rFonts w:ascii="Calibri" w:hAnsi="Calibri" w:cs="Calibri"/>
+          <w:b/>
+          <w:bCs/>
+          <w:sz w:val="21"/>
+          <w:szCs w:val="21"/>
+        </w:rPr>
+        <w:t xml:space="preserve">1M+ data entities</w:t>
+      </w:r>
+      <w:r>
+        <w:rPr>
+          <w:rFonts w:ascii="Calibri" w:hAnsi="Calibri" w:cs="Calibri"/>
+          <w:sz w:val="21"/>
+          <w:szCs w:val="21"/>
+        </w:rPr>
+        <w:t xml:space="preserve"> using Oracle and SQLite</w:t>
+      </w:r>
+    </w:p>
+    <w:p>
+      <w:pPr>
+        <w:numPr>
+          <w:ilvl w:val="0"/>
+          <w:numId w:val="1"/>
+        </w:numPr>
+        <w:spacing w:before="0" w:after="0" w:line="220" w:lineRule="auto"/>
+        <w:ind w:left="360" w:hanging="216"/>
+      </w:pPr>
+      <w:r>
+        <w:rPr>
+          <w:rFonts w:ascii="Calibri" w:hAnsi="Calibri" w:cs="Calibri"/>
+          <w:sz w:val="21"/>
+          <w:szCs w:val="21"/>
+        </w:rPr>
+        <w:t xml:space="preserve">Processed and organized semiconductor datasets from </w:t>
+      </w:r>
+      <w:r>
+        <w:rPr>
+          <w:rFonts w:ascii="Calibri" w:hAnsi="Calibri" w:cs="Calibri"/>
+          <w:b/>
+          <w:bCs/>
+          <w:sz w:val="21"/>
+          <w:szCs w:val="21"/>
+        </w:rPr>
+        <w:t xml:space="preserve">20+ client companies</w:t>
+      </w:r>
+      <w:r>
+        <w:rPr>
+          <w:rFonts w:ascii="Calibri" w:hAnsi="Calibri" w:cs="Calibri"/>
+          <w:sz w:val="21"/>
+          <w:szCs w:val="21"/>
+        </w:rPr>
+        <w:t xml:space="preserve">, including Samsung, SK, and LG</w:t>
+      </w:r>
+    </w:p>
+    <w:p>
+      <w:pPr>
+        <w:numPr>
+          <w:ilvl w:val="0"/>
+          <w:numId w:val="1"/>
+        </w:numPr>
+        <w:spacing w:before="0" w:after="0" w:line="220" w:lineRule="auto"/>
+        <w:ind w:left="360" w:hanging="216"/>
+      </w:pPr>
+      <w:r>
+        <w:rPr>
+          <w:rFonts w:ascii="Calibri" w:hAnsi="Calibri" w:cs="Calibri"/>
+          <w:sz w:val="21"/>
+          <w:szCs w:val="21"/>
+        </w:rPr>
+        <w:t xml:space="preserve">Wrote and </w:t>
+      </w:r>
+      <w:r>
+        <w:rPr>
+          <w:rFonts w:ascii="Calibri" w:hAnsi="Calibri" w:cs="Calibri"/>
+          <w:b/>
+          <w:bCs/>
+          <w:sz w:val="21"/>
+          <w:szCs w:val="21"/>
+        </w:rPr>
+        <w:t xml:space="preserve">optimized SQL queries</w:t>
+      </w:r>
+      <w:r>
+        <w:rPr>
+          <w:rFonts w:ascii="Calibri" w:hAnsi="Calibri" w:cs="Calibri"/>
+          <w:sz w:val="21"/>
+          <w:szCs w:val="21"/>
+        </w:rPr>
+        <w:t xml:space="preserve"> to improve retrieval and management efficiency across large-scale datasets</w:t>
       </w:r>
     </w:p>
     <w:p>
@@ -708,43 +998,97 @@
           <w:sz w:val="21"/>
           <w:szCs w:val="21"/>
         </w:rPr>
-        <w:t xml:space="preserve">Engineered a voxel engine from scratch: 7 procedural biomes from layered Perlin/FBM/Voronoi noise with smoothstep blending</w:t>
-      </w:r>
-    </w:p>
-    <w:p>
-      <w:pPr>
-        <w:numPr>
-          <w:ilvl w:val="0"/>
-          <w:numId w:val="1"/>
-        </w:numPr>
-        <w:spacing w:before="0" w:after="0" w:line="220" w:lineRule="auto"/>
-        <w:ind w:left="360" w:hanging="216"/>
-      </w:pPr>
-      <w:r>
-        <w:rPr>
-          <w:rFonts w:ascii="Calibri" w:hAnsi="Calibri" w:cs="Calibri"/>
-          <w:sz w:val="21"/>
-          <w:szCs w:val="21"/>
-        </w:rPr>
-        <w:t xml:space="preserve">Implemented 3D Perlin cave systems with trilinear interpolation, fluid physics, and post-process tint overlays</w:t>
-      </w:r>
-    </w:p>
-    <w:p>
-      <w:pPr>
-        <w:numPr>
-          <w:ilvl w:val="0"/>
-          <w:numId w:val="1"/>
-        </w:numPr>
-        <w:spacing w:before="0" w:after="0" w:line="220" w:lineRule="auto"/>
-        <w:ind w:left="360" w:hanging="216"/>
-      </w:pPr>
-      <w:r>
-        <w:rPr>
-          <w:rFonts w:ascii="Calibri" w:hAnsi="Calibri" w:cs="Calibri"/>
-          <w:sz w:val="21"/>
-          <w:szCs w:val="21"/>
-        </w:rPr>
-        <w:t xml:space="preserve">Built the render pipeline: 7×7 PCF soft shadows, screen-space reflections, vertex AO, and a dynamic day-night cycle</w:t>
+        <w:t xml:space="preserve">Engineered a </w:t>
+      </w:r>
+      <w:r>
+        <w:rPr>
+          <w:rFonts w:ascii="Calibri" w:hAnsi="Calibri" w:cs="Calibri"/>
+          <w:b/>
+          <w:bCs/>
+          <w:sz w:val="21"/>
+          <w:szCs w:val="21"/>
+        </w:rPr>
+        <w:t xml:space="preserve">voxel engine from scratch</w:t>
+      </w:r>
+      <w:r>
+        <w:rPr>
+          <w:rFonts w:ascii="Calibri" w:hAnsi="Calibri" w:cs="Calibri"/>
+          <w:sz w:val="21"/>
+          <w:szCs w:val="21"/>
+        </w:rPr>
+        <w:t xml:space="preserve">: 7 procedural biomes from layered Perlin/FBM/Voronoi noise with smoothstep blending</w:t>
+      </w:r>
+    </w:p>
+    <w:p>
+      <w:pPr>
+        <w:numPr>
+          <w:ilvl w:val="0"/>
+          <w:numId w:val="1"/>
+        </w:numPr>
+        <w:spacing w:before="0" w:after="0" w:line="220" w:lineRule="auto"/>
+        <w:ind w:left="360" w:hanging="216"/>
+      </w:pPr>
+      <w:r>
+        <w:rPr>
+          <w:rFonts w:ascii="Calibri" w:hAnsi="Calibri" w:cs="Calibri"/>
+          <w:sz w:val="21"/>
+          <w:szCs w:val="21"/>
+        </w:rPr>
+        <w:t xml:space="preserve">Implemented </w:t>
+      </w:r>
+      <w:r>
+        <w:rPr>
+          <w:rFonts w:ascii="Calibri" w:hAnsi="Calibri" w:cs="Calibri"/>
+          <w:b/>
+          <w:bCs/>
+          <w:sz w:val="21"/>
+          <w:szCs w:val="21"/>
+        </w:rPr>
+        <w:t xml:space="preserve">3D Perlin cave systems</w:t>
+      </w:r>
+      <w:r>
+        <w:rPr>
+          <w:rFonts w:ascii="Calibri" w:hAnsi="Calibri" w:cs="Calibri"/>
+          <w:sz w:val="21"/>
+          <w:szCs w:val="21"/>
+        </w:rPr>
+        <w:t xml:space="preserve"> with trilinear interpolation, fluid physics, and post-process tint overlays</w:t>
+      </w:r>
+    </w:p>
+    <w:p>
+      <w:pPr>
+        <w:numPr>
+          <w:ilvl w:val="0"/>
+          <w:numId w:val="1"/>
+        </w:numPr>
+        <w:spacing w:before="0" w:after="0" w:line="220" w:lineRule="auto"/>
+        <w:ind w:left="360" w:hanging="216"/>
+      </w:pPr>
+      <w:r>
+        <w:rPr>
+          <w:rFonts w:ascii="Calibri" w:hAnsi="Calibri" w:cs="Calibri"/>
+          <w:sz w:val="21"/>
+          <w:szCs w:val="21"/>
+        </w:rPr>
+        <w:t xml:space="preserve">Built the render pipeline: </w:t>
+      </w:r>
+      <w:r>
+        <w:rPr>
+          <w:rFonts w:ascii="Calibri" w:hAnsi="Calibri" w:cs="Calibri"/>
+          <w:b/>
+          <w:bCs/>
+          <w:sz w:val="21"/>
+          <w:szCs w:val="21"/>
+        </w:rPr>
+        <w:t xml:space="preserve">7×7 PCF soft shadows, screen-space reflections, vertex AO</w:t>
+      </w:r>
+      <w:r>
+        <w:rPr>
+          <w:rFonts w:ascii="Calibri" w:hAnsi="Calibri" w:cs="Calibri"/>
+          <w:sz w:val="21"/>
+          <w:szCs w:val="21"/>
+        </w:rPr>
+        <w:t xml:space="preserve">, and a dynamic day-night cycle</w:t>
       </w:r>
     </w:p>
     <w:p>
@@ -807,43 +1151,115 @@
           <w:sz w:val="21"/>
           <w:szCs w:val="21"/>
         </w:rPr>
-        <w:t xml:space="preserve">Built a full-stack web app (team of 4) for creating interactive 3D time capsules with media storage and timed unlocking</w:t>
-      </w:r>
-    </w:p>
-    <w:p>
-      <w:pPr>
-        <w:numPr>
-          <w:ilvl w:val="0"/>
-          <w:numId w:val="1"/>
-        </w:numPr>
-        <w:spacing w:before="0" w:after="0" w:line="220" w:lineRule="auto"/>
-        <w:ind w:left="360" w:hanging="216"/>
-      </w:pPr>
-      <w:r>
-        <w:rPr>
-          <w:rFonts w:ascii="Calibri" w:hAnsi="Calibri" w:cs="Calibri"/>
-          <w:sz w:val="21"/>
-          <w:szCs w:val="21"/>
-        </w:rPr>
-        <w:t xml:space="preserve">Engineered immersive 3D scenes with React Three Fiber for real-time rendering, animation, and direct-manipulation interaction</w:t>
-      </w:r>
-    </w:p>
-    <w:p>
-      <w:pPr>
-        <w:numPr>
-          <w:ilvl w:val="0"/>
-          <w:numId w:val="1"/>
-        </w:numPr>
-        <w:spacing w:before="0" w:after="0" w:line="220" w:lineRule="auto"/>
-        <w:ind w:left="360" w:hanging="216"/>
-      </w:pPr>
-      <w:r>
-        <w:rPr>
-          <w:rFonts w:ascii="Calibri" w:hAnsi="Calibri" w:cs="Calibri"/>
-          <w:sz w:val="21"/>
-          <w:szCs w:val="21"/>
-        </w:rPr>
-        <w:t xml:space="preserve">Designed the backend with MongoDB and scalable media storage on AWS S3, wiring authentication and timed-release logic</w:t>
+        <w:t xml:space="preserve">Built a </w:t>
+      </w:r>
+      <w:r>
+        <w:rPr>
+          <w:rFonts w:ascii="Calibri" w:hAnsi="Calibri" w:cs="Calibri"/>
+          <w:b/>
+          <w:bCs/>
+          <w:sz w:val="21"/>
+          <w:szCs w:val="21"/>
+        </w:rPr>
+        <w:t xml:space="preserve">full-stack web app</w:t>
+      </w:r>
+      <w:r>
+        <w:rPr>
+          <w:rFonts w:ascii="Calibri" w:hAnsi="Calibri" w:cs="Calibri"/>
+          <w:sz w:val="21"/>
+          <w:szCs w:val="21"/>
+        </w:rPr>
+        <w:t xml:space="preserve"> (team of 4) for creating interactive 3D time capsules with media storage and timed unlocking</w:t>
+      </w:r>
+    </w:p>
+    <w:p>
+      <w:pPr>
+        <w:numPr>
+          <w:ilvl w:val="0"/>
+          <w:numId w:val="1"/>
+        </w:numPr>
+        <w:spacing w:before="0" w:after="0" w:line="220" w:lineRule="auto"/>
+        <w:ind w:left="360" w:hanging="216"/>
+      </w:pPr>
+      <w:r>
+        <w:rPr>
+          <w:rFonts w:ascii="Calibri" w:hAnsi="Calibri" w:cs="Calibri"/>
+          <w:sz w:val="21"/>
+          <w:szCs w:val="21"/>
+        </w:rPr>
+        <w:t xml:space="preserve">Engineered immersive 3D scenes with </w:t>
+      </w:r>
+      <w:r>
+        <w:rPr>
+          <w:rFonts w:ascii="Calibri" w:hAnsi="Calibri" w:cs="Calibri"/>
+          <w:b/>
+          <w:bCs/>
+          <w:sz w:val="21"/>
+          <w:szCs w:val="21"/>
+        </w:rPr>
+        <w:t xml:space="preserve">React Three Fiber</w:t>
+      </w:r>
+      <w:r>
+        <w:rPr>
+          <w:rFonts w:ascii="Calibri" w:hAnsi="Calibri" w:cs="Calibri"/>
+          <w:sz w:val="21"/>
+          <w:szCs w:val="21"/>
+        </w:rPr>
+        <w:t xml:space="preserve"> for real-time rendering, animation, and direct-manipulation interaction</w:t>
+      </w:r>
+    </w:p>
+    <w:p>
+      <w:pPr>
+        <w:numPr>
+          <w:ilvl w:val="0"/>
+          <w:numId w:val="1"/>
+        </w:numPr>
+        <w:spacing w:before="0" w:after="0" w:line="220" w:lineRule="auto"/>
+        <w:ind w:left="360" w:hanging="216"/>
+      </w:pPr>
+      <w:r>
+        <w:rPr>
+          <w:rFonts w:ascii="Calibri" w:hAnsi="Calibri" w:cs="Calibri"/>
+          <w:sz w:val="21"/>
+          <w:szCs w:val="21"/>
+        </w:rPr>
+        <w:t xml:space="preserve">Designed the backend with </w:t>
+      </w:r>
+      <w:r>
+        <w:rPr>
+          <w:rFonts w:ascii="Calibri" w:hAnsi="Calibri" w:cs="Calibri"/>
+          <w:b/>
+          <w:bCs/>
+          <w:sz w:val="21"/>
+          <w:szCs w:val="21"/>
+        </w:rPr>
+        <w:t xml:space="preserve">MongoDB</w:t>
+      </w:r>
+      <w:r>
+        <w:rPr>
+          <w:rFonts w:ascii="Calibri" w:hAnsi="Calibri" w:cs="Calibri"/>
+          <w:sz w:val="21"/>
+          <w:szCs w:val="21"/>
+        </w:rPr>
+        <w:t xml:space="preserve"> and scalable media storage on </w:t>
+      </w:r>
+      <w:r>
+        <w:rPr>
+          <w:rFonts w:ascii="Calibri" w:hAnsi="Calibri" w:cs="Calibri"/>
+          <w:b/>
+          <w:bCs/>
+          <w:sz w:val="21"/>
+          <w:szCs w:val="21"/>
+        </w:rPr>
+        <w:t xml:space="preserve">AWS S3</w:t>
+      </w:r>
+      <w:r>
+        <w:rPr>
+          <w:rFonts w:ascii="Calibri" w:hAnsi="Calibri" w:cs="Calibri"/>
+          <w:sz w:val="21"/>
+          <w:szCs w:val="21"/>
+        </w:rPr>
+        <w:t xml:space="preserve">, wiring authentication and timed-release logic</w:t>
       </w:r>
     </w:p>
     <w:p>
@@ -906,25 +1322,61 @@
           <w:sz w:val="21"/>
           <w:szCs w:val="21"/>
         </w:rPr>
-        <w:t xml:space="preserve">Implemented a half-edge mesh data structure enabling efficient traversal and topology-aware editing operations</w:t>
-      </w:r>
-    </w:p>
-    <w:p>
-      <w:pPr>
-        <w:numPr>
-          <w:ilvl w:val="0"/>
-          <w:numId w:val="1"/>
-        </w:numPr>
-        <w:spacing w:before="0" w:after="0" w:line="220" w:lineRule="auto"/>
-        <w:ind w:left="360" w:hanging="216"/>
-      </w:pPr>
-      <w:r>
-        <w:rPr>
-          <w:rFonts w:ascii="Calibri" w:hAnsi="Calibri" w:cs="Calibri"/>
-          <w:sz w:val="21"/>
-          <w:szCs w:val="21"/>
-        </w:rPr>
-        <w:t xml:space="preserve">Built edge split, extrusion, and Catmull–Clark subdivision on an OpenGL/VBO pipeline with GLSL shaders</w:t>
+        <w:t xml:space="preserve">Implemented a </w:t>
+      </w:r>
+      <w:r>
+        <w:rPr>
+          <w:rFonts w:ascii="Calibri" w:hAnsi="Calibri" w:cs="Calibri"/>
+          <w:b/>
+          <w:bCs/>
+          <w:sz w:val="21"/>
+          <w:szCs w:val="21"/>
+        </w:rPr>
+        <w:t xml:space="preserve">half-edge mesh data structure</w:t>
+      </w:r>
+      <w:r>
+        <w:rPr>
+          <w:rFonts w:ascii="Calibri" w:hAnsi="Calibri" w:cs="Calibri"/>
+          <w:sz w:val="21"/>
+          <w:szCs w:val="21"/>
+        </w:rPr>
+        <w:t xml:space="preserve"> enabling efficient traversal and topology-aware editing operations</w:t>
+      </w:r>
+    </w:p>
+    <w:p>
+      <w:pPr>
+        <w:numPr>
+          <w:ilvl w:val="0"/>
+          <w:numId w:val="1"/>
+        </w:numPr>
+        <w:spacing w:before="0" w:after="0" w:line="220" w:lineRule="auto"/>
+        <w:ind w:left="360" w:hanging="216"/>
+      </w:pPr>
+      <w:r>
+        <w:rPr>
+          <w:rFonts w:ascii="Calibri" w:hAnsi="Calibri" w:cs="Calibri"/>
+          <w:sz w:val="21"/>
+          <w:szCs w:val="21"/>
+        </w:rPr>
+        <w:t xml:space="preserve">Built edge split, extrusion, and </w:t>
+      </w:r>
+      <w:r>
+        <w:rPr>
+          <w:rFonts w:ascii="Calibri" w:hAnsi="Calibri" w:cs="Calibri"/>
+          <w:b/>
+          <w:bCs/>
+          <w:sz w:val="21"/>
+          <w:szCs w:val="21"/>
+        </w:rPr>
+        <w:t xml:space="preserve">Catmull–Clark subdivision</w:t>
+      </w:r>
+      <w:r>
+        <w:rPr>
+          <w:rFonts w:ascii="Calibri" w:hAnsi="Calibri" w:cs="Calibri"/>
+          <w:sz w:val="21"/>
+          <w:szCs w:val="21"/>
+        </w:rPr>
+        <w:t xml:space="preserve"> on an OpenGL/VBO pipeline with GLSL shaders</w:t>
       </w:r>
     </w:p>
     <w:p>

--- a/apps/resume/dist/Brian_Lee_Resume_Engineer.docx
+++ b/apps/resume/dist/Brian_Lee_Resume_Engineer.docx
@@ -211,6 +211,8 @@
       <w:r>
         <w:rPr>
           <w:rFonts w:ascii="Calibri" w:hAnsi="Calibri" w:cs="Calibri"/>
+          <w:i/>
+          <w:iCs/>
           <w:sz w:val="20"/>
           <w:szCs w:val="20"/>
         </w:rPr>
@@ -280,14 +282,6 @@
           <w:szCs w:val="21"/>
         </w:rPr>
         <w:t xml:space="preserve">~2.7× gain in reachable users</w:t>
-      </w:r>
-      <w:r>
-        <w:rPr>
-          <w:rFonts w:ascii="Calibri" w:hAnsi="Calibri" w:cs="Calibri"/>
-          <w:sz w:val="21"/>
-          <w:szCs w:val="21"/>
-        </w:rPr>
-        <w:t xml:space="preserve"> that multi-agent review had missed</w:t>
       </w:r>
     </w:p>
     <w:p>
@@ -400,6 +394,8 @@
       <w:r>
         <w:rPr>
           <w:rFonts w:ascii="Calibri" w:hAnsi="Calibri" w:cs="Calibri"/>
+          <w:i/>
+          <w:iCs/>
           <w:sz w:val="20"/>
           <w:szCs w:val="20"/>
         </w:rPr>
@@ -538,11 +534,13 @@
           <w:sz w:val="21"/>
           <w:szCs w:val="21"/>
         </w:rPr>
-        <w:t xml:space="preserve">, Penn Spark (Red Team)</w:t>
-      </w:r>
-      <w:r>
-        <w:rPr>
-          <w:rFonts w:ascii="Calibri" w:hAnsi="Calibri" w:cs="Calibri"/>
+        <w:t xml:space="preserve">, Penn Spark</w:t>
+      </w:r>
+      <w:r>
+        <w:rPr>
+          <w:rFonts w:ascii="Calibri" w:hAnsi="Calibri" w:cs="Calibri"/>
+          <w:i/>
+          <w:iCs/>
           <w:sz w:val="20"/>
           <w:szCs w:val="20"/>
         </w:rPr>
@@ -696,6 +694,8 @@
       <w:r>
         <w:rPr>
           <w:rFonts w:ascii="Calibri" w:hAnsi="Calibri" w:cs="Calibri"/>
+          <w:i/>
+          <w:iCs/>
           <w:sz w:val="20"/>
           <w:szCs w:val="20"/>
         </w:rPr>
@@ -803,6 +803,8 @@
       <w:r>
         <w:rPr>
           <w:rFonts w:ascii="Calibri" w:hAnsi="Calibri" w:cs="Calibri"/>
+          <w:i/>
+          <w:iCs/>
           <w:sz w:val="20"/>
           <w:szCs w:val="20"/>
         </w:rPr>

--- a/apps/resume/dist/Brian_Lee_Resume_Engineer.docx
+++ b/apps/resume/dist/Brian_Lee_Resume_Engineer.docx
@@ -978,6 +978,8 @@
       <w:r>
         <w:rPr>
           <w:rFonts w:ascii="Calibri" w:hAnsi="Calibri" w:cs="Calibri"/>
+          <w:i/>
+          <w:iCs/>
           <w:sz w:val="21"/>
           <w:szCs w:val="21"/>
         </w:rPr>
@@ -1131,6 +1133,8 @@
       <w:r>
         <w:rPr>
           <w:rFonts w:ascii="Calibri" w:hAnsi="Calibri" w:cs="Calibri"/>
+          <w:i/>
+          <w:iCs/>
           <w:sz w:val="21"/>
           <w:szCs w:val="21"/>
         </w:rPr>
@@ -1302,6 +1306,8 @@
       <w:r>
         <w:rPr>
           <w:rFonts w:ascii="Calibri" w:hAnsi="Calibri" w:cs="Calibri"/>
+          <w:i/>
+          <w:iCs/>
           <w:sz w:val="21"/>
           <w:szCs w:val="21"/>
         </w:rPr>

--- a/apps/resume/dist/Brian_Lee_Resume_Engineer.docx
+++ b/apps/resume/dist/Brian_Lee_Resume_Engineer.docx
@@ -4,7 +4,7 @@
   <w:body>
     <w:p>
       <w:pPr>
-        <w:spacing w:before="0" w:after="20" w:line="220" w:lineRule="auto"/>
+        <w:spacing w:before="0" w:after="20" w:line="214" w:lineRule="auto"/>
         <w:jc w:val="center"/>
       </w:pPr>
       <w:r>
@@ -20,7 +20,7 @@
     </w:p>
     <w:p>
       <w:pPr>
-        <w:spacing w:before="0" w:after="40" w:line="220" w:lineRule="auto"/>
+        <w:spacing w:before="0" w:after="40" w:line="214" w:lineRule="auto"/>
         <w:jc w:val="center"/>
       </w:pPr>
       <w:r>
@@ -69,7 +69,7 @@
         <w:pBdr>
           <w:bottom w:val="single" w:sz="6" w:space="1" w:color="000000"/>
         </w:pBdr>
-        <w:spacing w:before="80" w:after="40" w:line="220" w:lineRule="auto"/>
+        <w:spacing w:before="80" w:after="40" w:line="214" w:lineRule="auto"/>
       </w:pPr>
       <w:r>
         <w:rPr>
@@ -89,7 +89,7 @@
         <w:tabs>
           <w:tab w:val="right" w:pos="10944"/>
         </w:tabs>
-        <w:spacing w:before="40" w:after="0" w:line="220" w:lineRule="auto"/>
+        <w:spacing w:before="40" w:after="0" w:line="214" w:lineRule="auto"/>
       </w:pPr>
       <w:r>
         <w:rPr>
@@ -116,7 +116,7 @@
         <w:tabs>
           <w:tab w:val="right" w:pos="10944"/>
         </w:tabs>
-        <w:spacing w:before="0" w:after="0" w:line="220" w:lineRule="auto"/>
+        <w:spacing w:before="0" w:after="0" w:line="214" w:lineRule="auto"/>
       </w:pPr>
       <w:r>
         <w:rPr>
@@ -126,7 +126,7 @@
           <w:sz w:val="20"/>
           <w:szCs w:val="20"/>
         </w:rPr>
-        <w:t xml:space="preserve">BA in Computer Science &amp; Design (Double Major), Benjamin Franklin Scholars</w:t>
+        <w:t xml:space="preserve">MSE in Computer Graphics &amp; Game Technology (CGGT), Submatriculation</w:t>
       </w:r>
       <w:r>
         <w:rPr>
@@ -137,12 +137,41 @@
           <w:szCs w:val="20"/>
         </w:rPr>
         <w:tab/>
+        <w:t xml:space="preserve">Expected May 2028</w:t>
+      </w:r>
+    </w:p>
+    <w:p>
+      <w:pPr>
+        <w:tabs>
+          <w:tab w:val="right" w:pos="10944"/>
+        </w:tabs>
+        <w:spacing w:before="0" w:after="0" w:line="214" w:lineRule="auto"/>
+      </w:pPr>
+      <w:r>
+        <w:rPr>
+          <w:rFonts w:ascii="Calibri" w:hAnsi="Calibri" w:cs="Calibri"/>
+          <w:i/>
+          <w:iCs/>
+          <w:sz w:val="20"/>
+          <w:szCs w:val="20"/>
+        </w:rPr>
+        <w:t xml:space="preserve">BA in Computer Science &amp; Design (Double Major), Benjamin Franklin Scholars</w:t>
+      </w:r>
+      <w:r>
+        <w:rPr>
+          <w:rFonts w:ascii="Calibri" w:hAnsi="Calibri" w:cs="Calibri"/>
+          <w:i/>
+          <w:iCs/>
+          <w:sz w:val="20"/>
+          <w:szCs w:val="20"/>
+        </w:rPr>
+        <w:tab/>
         <w:t xml:space="preserve">Expected May 2027</w:t>
       </w:r>
     </w:p>
     <w:p>
       <w:pPr>
-        <w:spacing w:before="0" w:after="0" w:line="220" w:lineRule="auto"/>
+        <w:spacing w:before="0" w:after="0" w:line="214" w:lineRule="auto"/>
       </w:pPr>
       <w:r>
         <w:rPr>
@@ -168,7 +197,7 @@
         <w:pBdr>
           <w:bottom w:val="single" w:sz="6" w:space="1" w:color="000000"/>
         </w:pBdr>
-        <w:spacing w:before="60" w:after="40" w:line="220" w:lineRule="auto"/>
+        <w:spacing w:before="60" w:after="40" w:line="214" w:lineRule="auto"/>
       </w:pPr>
       <w:r>
         <w:rPr>
@@ -188,7 +217,7 @@
         <w:tabs>
           <w:tab w:val="right" w:pos="10944"/>
         </w:tabs>
-        <w:spacing w:before="100" w:after="0" w:line="220" w:lineRule="auto"/>
+        <w:spacing w:before="100" w:after="0" w:line="214" w:lineRule="auto"/>
       </w:pPr>
       <w:r>
         <w:rPr>
@@ -226,7 +255,7 @@
           <w:ilvl w:val="0"/>
           <w:numId w:val="1"/>
         </w:numPr>
-        <w:spacing w:before="0" w:after="0" w:line="220" w:lineRule="auto"/>
+        <w:spacing w:before="0" w:after="0" w:line="214" w:lineRule="auto"/>
         <w:ind w:left="360" w:hanging="216"/>
       </w:pPr>
       <w:r>
@@ -262,7 +291,7 @@
           <w:ilvl w:val="0"/>
           <w:numId w:val="1"/>
         </w:numPr>
-        <w:spacing w:before="0" w:after="0" w:line="220" w:lineRule="auto"/>
+        <w:spacing w:before="0" w:after="0" w:line="214" w:lineRule="auto"/>
         <w:ind w:left="360" w:hanging="216"/>
       </w:pPr>
       <w:r>
@@ -290,7 +319,7 @@
           <w:ilvl w:val="0"/>
           <w:numId w:val="1"/>
         </w:numPr>
-        <w:spacing w:before="0" w:after="0" w:line="220" w:lineRule="auto"/>
+        <w:spacing w:before="0" w:after="0" w:line="214" w:lineRule="auto"/>
         <w:ind w:left="360" w:hanging="216"/>
       </w:pPr>
       <w:r>
@@ -344,7 +373,7 @@
           <w:ilvl w:val="0"/>
           <w:numId w:val="1"/>
         </w:numPr>
-        <w:spacing w:before="0" w:after="0" w:line="220" w:lineRule="auto"/>
+        <w:spacing w:before="0" w:after="0" w:line="214" w:lineRule="auto"/>
         <w:ind w:left="360" w:hanging="216"/>
       </w:pPr>
       <w:r>
@@ -371,7 +400,7 @@
         <w:tabs>
           <w:tab w:val="right" w:pos="10944"/>
         </w:tabs>
-        <w:spacing w:before="100" w:after="0" w:line="220" w:lineRule="auto"/>
+        <w:spacing w:before="100" w:after="0" w:line="214" w:lineRule="auto"/>
       </w:pPr>
       <w:r>
         <w:rPr>
@@ -409,7 +438,7 @@
           <w:ilvl w:val="0"/>
           <w:numId w:val="1"/>
         </w:numPr>
-        <w:spacing w:before="0" w:after="0" w:line="220" w:lineRule="auto"/>
+        <w:spacing w:before="0" w:after="0" w:line="214" w:lineRule="auto"/>
         <w:ind w:left="360" w:hanging="216"/>
       </w:pPr>
       <w:r>
@@ -445,7 +474,7 @@
           <w:ilvl w:val="0"/>
           <w:numId w:val="1"/>
         </w:numPr>
-        <w:spacing w:before="0" w:after="0" w:line="220" w:lineRule="auto"/>
+        <w:spacing w:before="0" w:after="0" w:line="214" w:lineRule="auto"/>
         <w:ind w:left="360" w:hanging="216"/>
       </w:pPr>
       <w:r>
@@ -481,7 +510,7 @@
           <w:ilvl w:val="0"/>
           <w:numId w:val="1"/>
         </w:numPr>
-        <w:spacing w:before="0" w:after="0" w:line="220" w:lineRule="auto"/>
+        <w:spacing w:before="0" w:after="0" w:line="214" w:lineRule="auto"/>
         <w:ind w:left="360" w:hanging="216"/>
       </w:pPr>
       <w:r>
@@ -516,7 +545,7 @@
         <w:tabs>
           <w:tab w:val="right" w:pos="10944"/>
         </w:tabs>
-        <w:spacing w:before="100" w:after="0" w:line="220" w:lineRule="auto"/>
+        <w:spacing w:before="100" w:after="0" w:line="214" w:lineRule="auto"/>
       </w:pPr>
       <w:r>
         <w:rPr>
@@ -554,7 +583,7 @@
           <w:ilvl w:val="0"/>
           <w:numId w:val="1"/>
         </w:numPr>
-        <w:spacing w:before="0" w:after="0" w:line="220" w:lineRule="auto"/>
+        <w:spacing w:before="0" w:after="0" w:line="214" w:lineRule="auto"/>
         <w:ind w:left="360" w:hanging="216"/>
       </w:pPr>
       <w:r>
@@ -600,7 +629,7 @@
           <w:ilvl w:val="0"/>
           <w:numId w:val="1"/>
         </w:numPr>
-        <w:spacing w:before="0" w:after="0" w:line="220" w:lineRule="auto"/>
+        <w:spacing w:before="0" w:after="0" w:line="214" w:lineRule="auto"/>
         <w:ind w:left="360" w:hanging="216"/>
       </w:pPr>
       <w:r>
@@ -636,7 +665,7 @@
           <w:ilvl w:val="0"/>
           <w:numId w:val="1"/>
         </w:numPr>
-        <w:spacing w:before="0" w:after="0" w:line="220" w:lineRule="auto"/>
+        <w:spacing w:before="0" w:after="0" w:line="214" w:lineRule="auto"/>
         <w:ind w:left="360" w:hanging="216"/>
       </w:pPr>
       <w:r>
@@ -671,7 +700,7 @@
         <w:tabs>
           <w:tab w:val="right" w:pos="10944"/>
         </w:tabs>
-        <w:spacing w:before="100" w:after="0" w:line="220" w:lineRule="auto"/>
+        <w:spacing w:before="100" w:after="0" w:line="214" w:lineRule="auto"/>
       </w:pPr>
       <w:r>
         <w:rPr>
@@ -709,7 +738,7 @@
           <w:ilvl w:val="0"/>
           <w:numId w:val="1"/>
         </w:numPr>
-        <w:spacing w:before="0" w:after="0" w:line="220" w:lineRule="auto"/>
+        <w:spacing w:before="0" w:after="0" w:line="214" w:lineRule="auto"/>
         <w:ind w:left="360" w:hanging="216"/>
       </w:pPr>
       <w:r>
@@ -745,7 +774,7 @@
           <w:ilvl w:val="0"/>
           <w:numId w:val="1"/>
         </w:numPr>
-        <w:spacing w:before="0" w:after="0" w:line="220" w:lineRule="auto"/>
+        <w:spacing w:before="0" w:after="0" w:line="214" w:lineRule="auto"/>
         <w:ind w:left="360" w:hanging="216"/>
       </w:pPr>
       <w:r>
@@ -780,7 +809,7 @@
         <w:tabs>
           <w:tab w:val="right" w:pos="10944"/>
         </w:tabs>
-        <w:spacing w:before="100" w:after="0" w:line="220" w:lineRule="auto"/>
+        <w:spacing w:before="100" w:after="0" w:line="214" w:lineRule="auto"/>
       </w:pPr>
       <w:r>
         <w:rPr>
@@ -818,7 +847,7 @@
           <w:ilvl w:val="0"/>
           <w:numId w:val="1"/>
         </w:numPr>
-        <w:spacing w:before="0" w:after="0" w:line="220" w:lineRule="auto"/>
+        <w:spacing w:before="0" w:after="0" w:line="214" w:lineRule="auto"/>
         <w:ind w:left="360" w:hanging="216"/>
       </w:pPr>
       <w:r>
@@ -854,7 +883,7 @@
           <w:ilvl w:val="0"/>
           <w:numId w:val="1"/>
         </w:numPr>
-        <w:spacing w:before="0" w:after="0" w:line="220" w:lineRule="auto"/>
+        <w:spacing w:before="0" w:after="0" w:line="214" w:lineRule="auto"/>
         <w:ind w:left="360" w:hanging="216"/>
       </w:pPr>
       <w:r>
@@ -890,7 +919,7 @@
           <w:ilvl w:val="0"/>
           <w:numId w:val="1"/>
         </w:numPr>
-        <w:spacing w:before="0" w:after="0" w:line="220" w:lineRule="auto"/>
+        <w:spacing w:before="0" w:after="0" w:line="214" w:lineRule="auto"/>
         <w:ind w:left="360" w:hanging="216"/>
       </w:pPr>
       <w:r>
@@ -925,7 +954,7 @@
         <w:pBdr>
           <w:bottom w:val="single" w:sz="6" w:space="1" w:color="000000"/>
         </w:pBdr>
-        <w:spacing w:before="60" w:after="40" w:line="220" w:lineRule="auto"/>
+        <w:spacing w:before="60" w:after="40" w:line="214" w:lineRule="auto"/>
       </w:pPr>
       <w:r>
         <w:rPr>
@@ -945,7 +974,7 @@
         <w:tabs>
           <w:tab w:val="right" w:pos="10944"/>
         </w:tabs>
-        <w:spacing w:before="60" w:after="0" w:line="220" w:lineRule="auto"/>
+        <w:spacing w:before="60" w:after="0" w:line="214" w:lineRule="auto"/>
       </w:pPr>
       <w:r>
         <w:rPr>
@@ -993,7 +1022,7 @@
           <w:ilvl w:val="0"/>
           <w:numId w:val="1"/>
         </w:numPr>
-        <w:spacing w:before="0" w:after="0" w:line="220" w:lineRule="auto"/>
+        <w:spacing w:before="0" w:after="0" w:line="214" w:lineRule="auto"/>
         <w:ind w:left="360" w:hanging="216"/>
       </w:pPr>
       <w:r>
@@ -1029,7 +1058,7 @@
           <w:ilvl w:val="0"/>
           <w:numId w:val="1"/>
         </w:numPr>
-        <w:spacing w:before="0" w:after="0" w:line="220" w:lineRule="auto"/>
+        <w:spacing w:before="0" w:after="0" w:line="214" w:lineRule="auto"/>
         <w:ind w:left="360" w:hanging="216"/>
       </w:pPr>
       <w:r>
@@ -1065,7 +1094,7 @@
           <w:ilvl w:val="0"/>
           <w:numId w:val="1"/>
         </w:numPr>
-        <w:spacing w:before="0" w:after="0" w:line="220" w:lineRule="auto"/>
+        <w:spacing w:before="0" w:after="0" w:line="214" w:lineRule="auto"/>
         <w:ind w:left="360" w:hanging="216"/>
       </w:pPr>
       <w:r>
@@ -1100,7 +1129,7 @@
         <w:tabs>
           <w:tab w:val="right" w:pos="10944"/>
         </w:tabs>
-        <w:spacing w:before="60" w:after="0" w:line="220" w:lineRule="auto"/>
+        <w:spacing w:before="60" w:after="0" w:line="214" w:lineRule="auto"/>
       </w:pPr>
       <w:r>
         <w:rPr>
@@ -1148,7 +1177,7 @@
           <w:ilvl w:val="0"/>
           <w:numId w:val="1"/>
         </w:numPr>
-        <w:spacing w:before="0" w:after="0" w:line="220" w:lineRule="auto"/>
+        <w:spacing w:before="0" w:after="0" w:line="214" w:lineRule="auto"/>
         <w:ind w:left="360" w:hanging="216"/>
       </w:pPr>
       <w:r>
@@ -1184,7 +1213,7 @@
           <w:ilvl w:val="0"/>
           <w:numId w:val="1"/>
         </w:numPr>
-        <w:spacing w:before="0" w:after="0" w:line="220" w:lineRule="auto"/>
+        <w:spacing w:before="0" w:after="0" w:line="214" w:lineRule="auto"/>
         <w:ind w:left="360" w:hanging="216"/>
       </w:pPr>
       <w:r>
@@ -1220,7 +1249,7 @@
           <w:ilvl w:val="0"/>
           <w:numId w:val="1"/>
         </w:numPr>
-        <w:spacing w:before="0" w:after="0" w:line="220" w:lineRule="auto"/>
+        <w:spacing w:before="0" w:after="0" w:line="214" w:lineRule="auto"/>
         <w:ind w:left="360" w:hanging="216"/>
       </w:pPr>
       <w:r>
@@ -1273,7 +1302,7 @@
         <w:tabs>
           <w:tab w:val="right" w:pos="10944"/>
         </w:tabs>
-        <w:spacing w:before="60" w:after="0" w:line="220" w:lineRule="auto"/>
+        <w:spacing w:before="60" w:after="0" w:line="214" w:lineRule="auto"/>
       </w:pPr>
       <w:r>
         <w:rPr>
@@ -1321,7 +1350,7 @@
           <w:ilvl w:val="0"/>
           <w:numId w:val="1"/>
         </w:numPr>
-        <w:spacing w:before="0" w:after="0" w:line="220" w:lineRule="auto"/>
+        <w:spacing w:before="0" w:after="0" w:line="214" w:lineRule="auto"/>
         <w:ind w:left="360" w:hanging="216"/>
       </w:pPr>
       <w:r>
@@ -1357,7 +1386,7 @@
           <w:ilvl w:val="0"/>
           <w:numId w:val="1"/>
         </w:numPr>
-        <w:spacing w:before="0" w:after="0" w:line="220" w:lineRule="auto"/>
+        <w:spacing w:before="0" w:after="0" w:line="214" w:lineRule="auto"/>
         <w:ind w:left="360" w:hanging="216"/>
       </w:pPr>
       <w:r>
@@ -1392,7 +1421,7 @@
         <w:pBdr>
           <w:bottom w:val="single" w:sz="6" w:space="1" w:color="000000"/>
         </w:pBdr>
-        <w:spacing w:before="60" w:after="40" w:line="220" w:lineRule="auto"/>
+        <w:spacing w:before="60" w:after="40" w:line="214" w:lineRule="auto"/>
       </w:pPr>
       <w:r>
         <w:rPr>
@@ -1409,7 +1438,7 @@
     </w:p>
     <w:p>
       <w:pPr>
-        <w:spacing w:before="40" w:after="0" w:line="220" w:lineRule="auto"/>
+        <w:spacing w:before="40" w:after="0" w:line="214" w:lineRule="auto"/>
       </w:pPr>
       <w:r>
         <w:rPr>
@@ -1432,7 +1461,7 @@
     </w:p>
     <w:p>
       <w:pPr>
-        <w:spacing w:before="0" w:after="0" w:line="220" w:lineRule="auto"/>
+        <w:spacing w:before="0" w:after="0" w:line="214" w:lineRule="auto"/>
       </w:pPr>
       <w:r>
         <w:rPr>
@@ -1455,7 +1484,7 @@
     </w:p>
     <w:p>
       <w:pPr>
-        <w:spacing w:before="0" w:after="0" w:line="220" w:lineRule="auto"/>
+        <w:spacing w:before="0" w:after="0" w:line="214" w:lineRule="auto"/>
       </w:pPr>
       <w:r>
         <w:rPr>
@@ -1478,7 +1507,7 @@
     </w:p>
     <w:p>
       <w:pPr>
-        <w:spacing w:before="0" w:after="0" w:line="220" w:lineRule="auto"/>
+        <w:spacing w:before="0" w:after="0" w:line="214" w:lineRule="auto"/>
       </w:pPr>
       <w:r>
         <w:rPr>

--- a/apps/resume/dist/Brian_Lee_Resume_Engineer.docx
+++ b/apps/resume/dist/Brian_Lee_Resume_Engineer.docx
@@ -282,7 +282,17 @@
           <w:sz w:val="21"/>
           <w:szCs w:val="21"/>
         </w:rPr>
-        <w:t xml:space="preserve"> a recency-segmented push-notification retention engine (Supabase triggers, Deno edge functions, FCM) at a 4-engineer YC startup, with a treatment/holdout A/B instrumented to measure return-rate lift</w:t>
+        <w:t xml:space="preserve"> a recency-segmented retention system (Supabase triggers, Deno edge functions, FCM) at a 4-engineer YC startup, with a treatment/holdout A/B that drove the product's </w:t>
+      </w:r>
+      <w:r>
+        <w:rPr>
+          <w:rFonts w:ascii="Calibri" w:hAnsi="Calibri" w:cs="Calibri"/>
+          <w:b/>
+          <w:bCs/>
+          <w:sz w:val="21"/>
+          <w:szCs w:val="21"/>
+        </w:rPr>
+        <w:t xml:space="preserve">first measured win-back → paid conversion</w:t>
       </w:r>
     </w:p>
     <w:p>
@@ -328,25 +338,25 @@
           <w:sz w:val="21"/>
           <w:szCs w:val="21"/>
         </w:rPr>
-        <w:t xml:space="preserve">Architected a typed integration SDK placing a production game-AI agent behind </w:t>
-      </w:r>
-      <w:r>
-        <w:rPr>
-          <w:rFonts w:ascii="Calibri" w:hAnsi="Calibri" w:cs="Calibri"/>
-          <w:b/>
-          <w:bCs/>
-          <w:sz w:val="21"/>
-          <w:szCs w:val="21"/>
-        </w:rPr>
-        <w:t xml:space="preserve">4 versioned contract seams</w:t>
-      </w:r>
-      <w:r>
-        <w:rPr>
-          <w:rFonts w:ascii="Calibri" w:hAnsi="Calibri" w:cs="Calibri"/>
-          <w:sz w:val="21"/>
-          <w:szCs w:val="21"/>
-        </w:rPr>
-        <w:t xml:space="preserve"> (zod, JSON Schema, </w:t>
+        <w:t xml:space="preserve">Packaged a production AI agent as an </w:t>
+      </w:r>
+      <w:r>
+        <w:rPr>
+          <w:rFonts w:ascii="Calibri" w:hAnsi="Calibri" w:cs="Calibri"/>
+          <w:b/>
+          <w:bCs/>
+          <w:sz w:val="21"/>
+          <w:szCs w:val="21"/>
+        </w:rPr>
+        <w:t xml:space="preserve">installable service</w:t>
+      </w:r>
+      <w:r>
+        <w:rPr>
+          <w:rFonts w:ascii="Calibri" w:hAnsi="Calibri" w:cs="Calibri"/>
+          <w:sz w:val="21"/>
+          <w:szCs w:val="21"/>
+        </w:rPr>
+        <w:t xml:space="preserve"> behind a typed SDK — 5 versioned wire contracts, </w:t>
       </w:r>
       <w:r>
         <w:rPr>
@@ -364,7 +374,17 @@
           <w:sz w:val="21"/>
           <w:szCs w:val="21"/>
         </w:rPr>
-        <w:t xml:space="preserve">), verified against the live system at full event parity</w:t>
+        <w:t xml:space="preserve">; a fresh AI agent integrated a new environment in </w:t>
+      </w:r>
+      <w:r>
+        <w:rPr>
+          <w:rFonts w:ascii="Calibri" w:hAnsi="Calibri" w:cs="Calibri"/>
+          <w:b/>
+          <w:bCs/>
+          <w:sz w:val="21"/>
+          <w:szCs w:val="21"/>
+        </w:rPr>
+        <w:t xml:space="preserve">0 fix-loops</w:t>
       </w:r>
     </w:p>
     <w:p>
@@ -984,7 +1004,7 @@
           <w:sz w:val="21"/>
           <w:szCs w:val="21"/>
         </w:rPr>
-        <w:t xml:space="preserve">Mini Minecraft</w:t>
+        <w:t xml:space="preserve">CareerOS</w:t>
       </w:r>
       <w:r>
         <w:rPr>
@@ -1002,7 +1022,7 @@
           <w:sz w:val="21"/>
           <w:szCs w:val="21"/>
         </w:rPr>
-        <w:t xml:space="preserve">C++, OpenGL, GLSL</w:t>
+        <w:t xml:space="preserve">TypeScript, Node.js, LLM/Agent tooling, Astro</w:t>
       </w:r>
       <w:r>
         <w:rPr>
@@ -1013,115 +1033,133 @@
           <w:szCs w:val="21"/>
         </w:rPr>
         <w:tab/>
-        <w:t xml:space="preserve">Apr 2026</w:t>
-      </w:r>
-    </w:p>
-    <w:p>
-      <w:pPr>
-        <w:numPr>
-          <w:ilvl w:val="0"/>
-          <w:numId w:val="1"/>
-        </w:numPr>
-        <w:spacing w:before="0" w:after="0" w:line="214" w:lineRule="auto"/>
-        <w:ind w:left="360" w:hanging="216"/>
-      </w:pPr>
-      <w:r>
-        <w:rPr>
-          <w:rFonts w:ascii="Calibri" w:hAnsi="Calibri" w:cs="Calibri"/>
-          <w:sz w:val="21"/>
-          <w:szCs w:val="21"/>
-        </w:rPr>
-        <w:t xml:space="preserve">Engineered a </w:t>
-      </w:r>
-      <w:r>
-        <w:rPr>
-          <w:rFonts w:ascii="Calibri" w:hAnsi="Calibri" w:cs="Calibri"/>
-          <w:b/>
-          <w:bCs/>
-          <w:sz w:val="21"/>
-          <w:szCs w:val="21"/>
-        </w:rPr>
-        <w:t xml:space="preserve">voxel engine from scratch</w:t>
-      </w:r>
-      <w:r>
-        <w:rPr>
-          <w:rFonts w:ascii="Calibri" w:hAnsi="Calibri" w:cs="Calibri"/>
-          <w:sz w:val="21"/>
-          <w:szCs w:val="21"/>
-        </w:rPr>
-        <w:t xml:space="preserve">: 7 procedural biomes from layered Perlin/FBM/Voronoi noise with smoothstep blending</w:t>
-      </w:r>
-    </w:p>
-    <w:p>
-      <w:pPr>
-        <w:numPr>
-          <w:ilvl w:val="0"/>
-          <w:numId w:val="1"/>
-        </w:numPr>
-        <w:spacing w:before="0" w:after="0" w:line="214" w:lineRule="auto"/>
-        <w:ind w:left="360" w:hanging="216"/>
-      </w:pPr>
-      <w:r>
-        <w:rPr>
-          <w:rFonts w:ascii="Calibri" w:hAnsi="Calibri" w:cs="Calibri"/>
-          <w:sz w:val="21"/>
-          <w:szCs w:val="21"/>
-        </w:rPr>
-        <w:t xml:space="preserve">Implemented </w:t>
-      </w:r>
-      <w:r>
-        <w:rPr>
-          <w:rFonts w:ascii="Calibri" w:hAnsi="Calibri" w:cs="Calibri"/>
-          <w:b/>
-          <w:bCs/>
-          <w:sz w:val="21"/>
-          <w:szCs w:val="21"/>
-        </w:rPr>
-        <w:t xml:space="preserve">3D Perlin cave systems</w:t>
-      </w:r>
-      <w:r>
-        <w:rPr>
-          <w:rFonts w:ascii="Calibri" w:hAnsi="Calibri" w:cs="Calibri"/>
-          <w:sz w:val="21"/>
-          <w:szCs w:val="21"/>
-        </w:rPr>
-        <w:t xml:space="preserve"> with trilinear interpolation, fluid physics, and post-process tint overlays</w:t>
-      </w:r>
-    </w:p>
-    <w:p>
-      <w:pPr>
-        <w:numPr>
-          <w:ilvl w:val="0"/>
-          <w:numId w:val="1"/>
-        </w:numPr>
-        <w:spacing w:before="0" w:after="0" w:line="214" w:lineRule="auto"/>
-        <w:ind w:left="360" w:hanging="216"/>
-      </w:pPr>
-      <w:r>
-        <w:rPr>
-          <w:rFonts w:ascii="Calibri" w:hAnsi="Calibri" w:cs="Calibri"/>
-          <w:sz w:val="21"/>
-          <w:szCs w:val="21"/>
-        </w:rPr>
-        <w:t xml:space="preserve">Built the render pipeline: </w:t>
-      </w:r>
-      <w:r>
-        <w:rPr>
-          <w:rFonts w:ascii="Calibri" w:hAnsi="Calibri" w:cs="Calibri"/>
-          <w:b/>
-          <w:bCs/>
-          <w:sz w:val="21"/>
-          <w:szCs w:val="21"/>
-        </w:rPr>
-        <w:t xml:space="preserve">7×7 PCF soft shadows, screen-space reflections, vertex AO</w:t>
-      </w:r>
-      <w:r>
-        <w:rPr>
-          <w:rFonts w:ascii="Calibri" w:hAnsi="Calibri" w:cs="Calibri"/>
-          <w:sz w:val="21"/>
-          <w:szCs w:val="21"/>
-        </w:rPr>
-        <w:t xml:space="preserve">, and a dynamic day-night cycle</w:t>
+        <w:t xml:space="preserve">2026</w:t>
+      </w:r>
+    </w:p>
+    <w:p>
+      <w:pPr>
+        <w:numPr>
+          <w:ilvl w:val="0"/>
+          <w:numId w:val="1"/>
+        </w:numPr>
+        <w:spacing w:before="0" w:after="0" w:line="214" w:lineRule="auto"/>
+        <w:ind w:left="360" w:hanging="216"/>
+      </w:pPr>
+      <w:r>
+        <w:rPr>
+          <w:rFonts w:ascii="Calibri" w:hAnsi="Calibri" w:cs="Calibri"/>
+          <w:sz w:val="21"/>
+          <w:szCs w:val="21"/>
+        </w:rPr>
+        <w:t xml:space="preserve">Built an </w:t>
+      </w:r>
+      <w:r>
+        <w:rPr>
+          <w:rFonts w:ascii="Calibri" w:hAnsi="Calibri" w:cs="Calibri"/>
+          <w:b/>
+          <w:bCs/>
+          <w:sz w:val="21"/>
+          <w:szCs w:val="21"/>
+        </w:rPr>
+        <w:t xml:space="preserve">AI-assisted career platform</w:t>
+      </w:r>
+      <w:r>
+        <w:rPr>
+          <w:rFonts w:ascii="Calibri" w:hAnsi="Calibri" w:cs="Calibri"/>
+          <w:sz w:val="21"/>
+          <w:szCs w:val="21"/>
+        </w:rPr>
+        <w:t xml:space="preserve">: automated role sourcing across </w:t>
+      </w:r>
+      <w:r>
+        <w:rPr>
+          <w:rFonts w:ascii="Calibri" w:hAnsi="Calibri" w:cs="Calibri"/>
+          <w:b/>
+          <w:bCs/>
+          <w:sz w:val="21"/>
+          <w:szCs w:val="21"/>
+        </w:rPr>
+        <w:t xml:space="preserve">~110 ATS boards</w:t>
+      </w:r>
+      <w:r>
+        <w:rPr>
+          <w:rFonts w:ascii="Calibri" w:hAnsi="Calibri" w:cs="Calibri"/>
+          <w:sz w:val="21"/>
+          <w:szCs w:val="21"/>
+        </w:rPr>
+        <w:t xml:space="preserve"> surfacing 5,000+ live roles</w:t>
+      </w:r>
+    </w:p>
+    <w:p>
+      <w:pPr>
+        <w:numPr>
+          <w:ilvl w:val="0"/>
+          <w:numId w:val="1"/>
+        </w:numPr>
+        <w:spacing w:before="0" w:after="0" w:line="214" w:lineRule="auto"/>
+        <w:ind w:left="360" w:hanging="216"/>
+      </w:pPr>
+      <w:r>
+        <w:rPr>
+          <w:rFonts w:ascii="Calibri" w:hAnsi="Calibri" w:cs="Calibri"/>
+          <w:sz w:val="21"/>
+          <w:szCs w:val="21"/>
+        </w:rPr>
+        <w:t xml:space="preserve">Engineered deterministic fit-ranking and a </w:t>
+      </w:r>
+      <w:r>
+        <w:rPr>
+          <w:rFonts w:ascii="Calibri" w:hAnsi="Calibri" w:cs="Calibri"/>
+          <w:b/>
+          <w:bCs/>
+          <w:sz w:val="21"/>
+          <w:szCs w:val="21"/>
+        </w:rPr>
+        <w:t xml:space="preserve">cross-device application tracker</w:t>
+      </w:r>
+      <w:r>
+        <w:rPr>
+          <w:rFonts w:ascii="Calibri" w:hAnsi="Calibri" w:cs="Calibri"/>
+          <w:sz w:val="21"/>
+          <w:szCs w:val="21"/>
+        </w:rPr>
+        <w:t xml:space="preserve"> with live Google Sheet sync</w:t>
+      </w:r>
+    </w:p>
+    <w:p>
+      <w:pPr>
+        <w:numPr>
+          <w:ilvl w:val="0"/>
+          <w:numId w:val="1"/>
+        </w:numPr>
+        <w:spacing w:before="0" w:after="0" w:line="214" w:lineRule="auto"/>
+        <w:ind w:left="360" w:hanging="216"/>
+      </w:pPr>
+      <w:r>
+        <w:rPr>
+          <w:rFonts w:ascii="Calibri" w:hAnsi="Calibri" w:cs="Calibri"/>
+          <w:sz w:val="21"/>
+          <w:szCs w:val="21"/>
+        </w:rPr>
+        <w:t xml:space="preserve">Shipped an </w:t>
+      </w:r>
+      <w:r>
+        <w:rPr>
+          <w:rFonts w:ascii="Calibri" w:hAnsi="Calibri" w:cs="Calibri"/>
+          <w:b/>
+          <w:bCs/>
+          <w:sz w:val="21"/>
+          <w:szCs w:val="21"/>
+        </w:rPr>
+        <w:t xml:space="preserve">agentic morning-brief</w:t>
+      </w:r>
+      <w:r>
+        <w:rPr>
+          <w:rFonts w:ascii="Calibri" w:hAnsi="Calibri" w:cs="Calibri"/>
+          <w:sz w:val="21"/>
+          <w:szCs w:val="21"/>
+        </w:rPr>
+        <w:t xml:space="preserve"> and answer-drafting assistant — a personal career operating system</w:t>
       </w:r>
     </w:p>
     <w:p>
@@ -1312,7 +1350,7 @@
           <w:sz w:val="21"/>
           <w:szCs w:val="21"/>
         </w:rPr>
-        <w:t xml:space="preserve">Mini Maya</w:t>
+        <w:t xml:space="preserve">Mini Minecraft</w:t>
       </w:r>
       <w:r>
         <w:rPr>
@@ -1330,7 +1368,7 @@
           <w:sz w:val="21"/>
           <w:szCs w:val="21"/>
         </w:rPr>
-        <w:t xml:space="preserve">C++, OpenGL, Qt</w:t>
+        <w:t xml:space="preserve">C++, OpenGL, GLSL</w:t>
       </w:r>
       <w:r>
         <w:rPr>
@@ -1341,79 +1379,97 @@
           <w:szCs w:val="21"/>
         </w:rPr>
         <w:tab/>
-        <w:t xml:space="preserve">Feb 2026 – Mar 2026</w:t>
-      </w:r>
-    </w:p>
-    <w:p>
-      <w:pPr>
-        <w:numPr>
-          <w:ilvl w:val="0"/>
-          <w:numId w:val="1"/>
-        </w:numPr>
-        <w:spacing w:before="0" w:after="0" w:line="214" w:lineRule="auto"/>
-        <w:ind w:left="360" w:hanging="216"/>
-      </w:pPr>
-      <w:r>
-        <w:rPr>
-          <w:rFonts w:ascii="Calibri" w:hAnsi="Calibri" w:cs="Calibri"/>
-          <w:sz w:val="21"/>
-          <w:szCs w:val="21"/>
-        </w:rPr>
-        <w:t xml:space="preserve">Implemented a </w:t>
-      </w:r>
-      <w:r>
-        <w:rPr>
-          <w:rFonts w:ascii="Calibri" w:hAnsi="Calibri" w:cs="Calibri"/>
-          <w:b/>
-          <w:bCs/>
-          <w:sz w:val="21"/>
-          <w:szCs w:val="21"/>
-        </w:rPr>
-        <w:t xml:space="preserve">half-edge mesh data structure</w:t>
-      </w:r>
-      <w:r>
-        <w:rPr>
-          <w:rFonts w:ascii="Calibri" w:hAnsi="Calibri" w:cs="Calibri"/>
-          <w:sz w:val="21"/>
-          <w:szCs w:val="21"/>
-        </w:rPr>
-        <w:t xml:space="preserve"> enabling efficient traversal and topology-aware editing operations</w:t>
-      </w:r>
-    </w:p>
-    <w:p>
-      <w:pPr>
-        <w:numPr>
-          <w:ilvl w:val="0"/>
-          <w:numId w:val="1"/>
-        </w:numPr>
-        <w:spacing w:before="0" w:after="0" w:line="214" w:lineRule="auto"/>
-        <w:ind w:left="360" w:hanging="216"/>
-      </w:pPr>
-      <w:r>
-        <w:rPr>
-          <w:rFonts w:ascii="Calibri" w:hAnsi="Calibri" w:cs="Calibri"/>
-          <w:sz w:val="21"/>
-          <w:szCs w:val="21"/>
-        </w:rPr>
-        <w:t xml:space="preserve">Built edge split, extrusion, and </w:t>
-      </w:r>
-      <w:r>
-        <w:rPr>
-          <w:rFonts w:ascii="Calibri" w:hAnsi="Calibri" w:cs="Calibri"/>
-          <w:b/>
-          <w:bCs/>
-          <w:sz w:val="21"/>
-          <w:szCs w:val="21"/>
-        </w:rPr>
-        <w:t xml:space="preserve">Catmull–Clark subdivision</w:t>
-      </w:r>
-      <w:r>
-        <w:rPr>
-          <w:rFonts w:ascii="Calibri" w:hAnsi="Calibri" w:cs="Calibri"/>
-          <w:sz w:val="21"/>
-          <w:szCs w:val="21"/>
-        </w:rPr>
-        <w:t xml:space="preserve"> on an OpenGL/VBO pipeline with GLSL shaders</w:t>
+        <w:t xml:space="preserve">Apr 2026</w:t>
+      </w:r>
+    </w:p>
+    <w:p>
+      <w:pPr>
+        <w:numPr>
+          <w:ilvl w:val="0"/>
+          <w:numId w:val="1"/>
+        </w:numPr>
+        <w:spacing w:before="0" w:after="0" w:line="214" w:lineRule="auto"/>
+        <w:ind w:left="360" w:hanging="216"/>
+      </w:pPr>
+      <w:r>
+        <w:rPr>
+          <w:rFonts w:ascii="Calibri" w:hAnsi="Calibri" w:cs="Calibri"/>
+          <w:sz w:val="21"/>
+          <w:szCs w:val="21"/>
+        </w:rPr>
+        <w:t xml:space="preserve">Engineered a </w:t>
+      </w:r>
+      <w:r>
+        <w:rPr>
+          <w:rFonts w:ascii="Calibri" w:hAnsi="Calibri" w:cs="Calibri"/>
+          <w:b/>
+          <w:bCs/>
+          <w:sz w:val="21"/>
+          <w:szCs w:val="21"/>
+        </w:rPr>
+        <w:t xml:space="preserve">voxel game engine from scratch</w:t>
+      </w:r>
+      <w:r>
+        <w:rPr>
+          <w:rFonts w:ascii="Calibri" w:hAnsi="Calibri" w:cs="Calibri"/>
+          <w:sz w:val="21"/>
+          <w:szCs w:val="21"/>
+        </w:rPr>
+        <w:t xml:space="preserve"> in C++/OpenGL — procedural world generation across </w:t>
+      </w:r>
+      <w:r>
+        <w:rPr>
+          <w:rFonts w:ascii="Calibri" w:hAnsi="Calibri" w:cs="Calibri"/>
+          <w:b/>
+          <w:bCs/>
+          <w:sz w:val="21"/>
+          <w:szCs w:val="21"/>
+        </w:rPr>
+        <w:t xml:space="preserve">7 biomes</w:t>
+      </w:r>
+      <w:r>
+        <w:rPr>
+          <w:rFonts w:ascii="Calibri" w:hAnsi="Calibri" w:cs="Calibri"/>
+          <w:sz w:val="21"/>
+          <w:szCs w:val="21"/>
+        </w:rPr>
+        <w:t xml:space="preserve"> via layered Perlin/FBM/Voronoi noise, plus 3D cave systems and fluid simulation</w:t>
+      </w:r>
+    </w:p>
+    <w:p>
+      <w:pPr>
+        <w:numPr>
+          <w:ilvl w:val="0"/>
+          <w:numId w:val="1"/>
+        </w:numPr>
+        <w:spacing w:before="0" w:after="0" w:line="214" w:lineRule="auto"/>
+        <w:ind w:left="360" w:hanging="216"/>
+      </w:pPr>
+      <w:r>
+        <w:rPr>
+          <w:rFonts w:ascii="Calibri" w:hAnsi="Calibri" w:cs="Calibri"/>
+          <w:sz w:val="21"/>
+          <w:szCs w:val="21"/>
+        </w:rPr>
+        <w:t xml:space="preserve">Designed </w:t>
+      </w:r>
+      <w:r>
+        <w:rPr>
+          <w:rFonts w:ascii="Calibri" w:hAnsi="Calibri" w:cs="Calibri"/>
+          <w:b/>
+          <w:bCs/>
+          <w:sz w:val="21"/>
+          <w:szCs w:val="21"/>
+        </w:rPr>
+        <w:t xml:space="preserve">chunk-based streaming with frustum culling</w:t>
+      </w:r>
+      <w:r>
+        <w:rPr>
+          <w:rFonts w:ascii="Calibri" w:hAnsi="Calibri" w:cs="Calibri"/>
+          <w:sz w:val="21"/>
+          <w:szCs w:val="21"/>
+        </w:rPr>
+        <w:t xml:space="preserve"> and a data-oriented mesh layout for real-time performance at scale</w:t>
       </w:r>
     </w:p>
     <w:p>
@@ -1479,7 +1535,30 @@
           <w:sz w:val="20"/>
           <w:szCs w:val="20"/>
         </w:rPr>
-        <w:t xml:space="preserve">React, Next.js, Node.js, React Three Fiber, Three.js, Tailwind CSS, Astro, JUnit</w:t>
+        <w:t xml:space="preserve">React, Next.js, Node.js, Astro, Tailwind CSS, Three.js, React Three Fiber, JUnit</w:t>
+      </w:r>
+    </w:p>
+    <w:p>
+      <w:pPr>
+        <w:spacing w:before="0" w:after="0" w:line="214" w:lineRule="auto"/>
+      </w:pPr>
+      <w:r>
+        <w:rPr>
+          <w:rFonts w:ascii="Calibri" w:hAnsi="Calibri" w:cs="Calibri"/>
+          <w:b/>
+          <w:bCs/>
+          <w:sz w:val="20"/>
+          <w:szCs w:val="20"/>
+        </w:rPr>
+        <w:t xml:space="preserve">Developer Tools: </w:t>
+      </w:r>
+      <w:r>
+        <w:rPr>
+          <w:rFonts w:ascii="Calibri" w:hAnsi="Calibri" w:cs="Calibri"/>
+          <w:sz w:val="20"/>
+          <w:szCs w:val="20"/>
+        </w:rPr>
+        <w:t xml:space="preserve">Git, GitLab, AWS, MongoDB, SQLite, Oracle, Figma, VS Code, IntelliJ</w:t>
       </w:r>
     </w:p>
     <w:p>
@@ -1502,30 +1581,7 @@
           <w:sz w:val="20"/>
           <w:szCs w:val="20"/>
         </w:rPr>
-        <w:t xml:space="preserve">OpenGL, GLSL, HLSL, Unreal Engine 5, Unity, Maya, Blender, Substance Painter</w:t>
-      </w:r>
-    </w:p>
-    <w:p>
-      <w:pPr>
-        <w:spacing w:before="0" w:after="0" w:line="214" w:lineRule="auto"/>
-      </w:pPr>
-      <w:r>
-        <w:rPr>
-          <w:rFonts w:ascii="Calibri" w:hAnsi="Calibri" w:cs="Calibri"/>
-          <w:b/>
-          <w:bCs/>
-          <w:sz w:val="20"/>
-          <w:szCs w:val="20"/>
-        </w:rPr>
-        <w:t xml:space="preserve">Developer Tools: </w:t>
-      </w:r>
-      <w:r>
-        <w:rPr>
-          <w:rFonts w:ascii="Calibri" w:hAnsi="Calibri" w:cs="Calibri"/>
-          <w:sz w:val="20"/>
-          <w:szCs w:val="20"/>
-        </w:rPr>
-        <w:t xml:space="preserve">Git, GitLab, AWS, MongoDB, SQLite, Oracle, Figma, VS Code, IntelliJ</w:t>
+        <w:t xml:space="preserve">OpenGL, GLSL, Unreal Engine 5, Unity, Maya, Blender</w:t>
       </w:r>
     </w:p>
     <w:sectPr>
